--- a/trabalho/ENTREGA_FINAL_IHC.docx
+++ b/trabalho/ENTREGA_FINAL_IHC.docx
@@ -9,7 +9,7 @@
         <w:bidi w:val="false"/>
         <w:spacing w:after="120" w:before="480"/>
       </w:pPr>
-      <w:bookmarkStart w:name="_Toc_AVALIAO_DE_INTERFACE_E_MAPA_DE_NAVEGAO_1" w:id="1"/>
+      <w:bookmarkStart w:name="_Toc_AVALIAO_HEURSTICA_DE_INTERFACES_1" w:id="1"/>
       <w:r>
         <w:rPr>
           <w:color w:val="000000"/>
@@ -17,7 +17,7 @@
           <w:szCs w:val="32"/>
           <w:rtl w:val="false"/>
         </w:rPr>
-        <w:t xml:space="preserve">AVALIAÇÃO DE INTERFACE E MAPA DE NAVEGAÇÃO</w:t>
+        <w:t xml:space="preserve">AVALIAÇÃO HEURÍSTICA DE INTERFACES</w:t>
       </w:r>
       <w:bookmarkEnd w:id="1"/>
     </w:p>
@@ -45,7 +45,16 @@
           <w:szCs w:val="24"/>
           <w:rtl w:val="false"/>
         </w:rPr>
-        <w:t xml:space="preserve"> Interface Humano-Computador (IHC)
+        <w:t xml:space="preserve"> Interface Humano-Computador (IHC)</w:t>
+      </w:r>
+      <w:r>
+        <w:rPr>
+          <w:color w:val="000000"/>
+          <w:sz w:val="24"/>
+          <w:szCs w:val="24"/>
+          <w:rtl w:val="false"/>
+        </w:rPr>
+        <w:t xml:space="preserve">
 </w:t>
       </w:r>
       <w:r>
@@ -57,7 +66,7 @@
           <w:szCs w:val="24"/>
           <w:rtl w:val="false"/>
         </w:rPr>
-        <w:t xml:space="preserve">Equipe:</w:t>
+        <w:t xml:space="preserve">Professora:</w:t>
       </w:r>
       <w:r>
         <w:rPr>
@@ -66,7 +75,37 @@
           <w:szCs w:val="24"/>
           <w:rtl w:val="false"/>
         </w:rPr>
-        <w:t xml:space="preserve"> Eduarda Horning Bzunek, João Gualberto Boissa Netto, João Vitor da Mota Mattos, José Otávio Chacorowski Raimundo, Yasmin dos Santos Pereira.</w:t>
+        <w:t xml:space="preserve"> Profa. Patricia Rucker de Bassi</w:t>
+      </w:r>
+      <w:r>
+        <w:rPr>
+          <w:color w:val="000000"/>
+          <w:sz w:val="24"/>
+          <w:szCs w:val="24"/>
+          <w:rtl w:val="false"/>
+        </w:rPr>
+        <w:t xml:space="preserve">
+</w:t>
+      </w:r>
+      <w:r>
+        <w:rPr>
+          <w:b/>
+          <w:bCs/>
+          <w:color w:val="000000"/>
+          <w:sz w:val="24"/>
+          <w:szCs w:val="24"/>
+          <w:rtl w:val="false"/>
+        </w:rPr>
+        <w:t xml:space="preserve">Equipe:</w:t>
+      </w:r>
+      <w:r>
+        <w:rPr>
+          <w:color w:val="000000"/>
+          <w:sz w:val="24"/>
+          <w:szCs w:val="24"/>
+          <w:rtl w:val="false"/>
+        </w:rPr>
+        <w:t xml:space="preserve"> Eduarda Horning Bzunek · João Gualberto Boissa Netto · João Vitor da Mota Mattos · José Otávio Chacorowski Raimundo · Yasmin dos Santos Pereira</w:t>
       </w:r>
     </w:p>
     <w:p>
@@ -76,7 +115,7 @@
         <w:bidi w:val="false"/>
         <w:spacing w:after="120" w:before="240"/>
       </w:pPr>
-      <w:bookmarkStart w:name="_Toc__1_MAPA_DE_NAVEGAO_DE_TELAS_ARQUITETURA__2" w:id="1"/>
+      <w:bookmarkStart w:name="_Toc__1_MAPA_DE_NAVEGAO_DE_TELAS_2" w:id="1"/>
       <w:r>
         <w:rPr>
           <w:color w:val="000000"/>
@@ -84,24 +123,29 @@
           <w:szCs w:val="28"/>
           <w:rtl w:val="false"/>
         </w:rPr>
-        <w:t xml:space="preserve">1. MAPA DE NAVEGAÇÃO DE TELAS (ARQUITETURA DE INFORMAÇÃO)</w:t>
+        <w:t xml:space="preserve">1. MAPA DE NAVEGAÇÃO DE TELAS</w:t>
       </w:r>
       <w:bookmarkEnd w:id="1"/>
     </w:p>
     <w:p>
       <w:pPr>
+        <w:pBdr>
+          <w:left w:val="single" w:color="AAAAAA" w:sz="3"/>
+        </w:pBdr>
         <w:bidi w:val="false"/>
-        <w:spacing w:after="240" w:before="240" w:line="276"/>
-        <w:jc w:val="left"/>
+        <w:spacing w:after="240" w:before="240"/>
+        <w:ind w:left="720"/>
       </w:pPr>
       <w:r>
         <w:rPr>
+          <w:i/>
+          <w:iCs/>
           <w:color w:val="000000"/>
           <w:sz w:val="24"/>
           <w:szCs w:val="24"/>
           <w:rtl w:val="false"/>
         </w:rPr>
-        <w:t xml:space="preserve">O mapa abaixo descreve a hierarquia e o fluxo de telas do aplicativo (Aula de 18/05), evidenciando as funcionalidades e caminhos de interface.</w:t>
+        <w:t xml:space="preserve">Representa como as pessoas se movimentam através do aplicativo. Cada tela é representada com um bloco e todas as telas acessíveis a partir dela fluem daí. (Benyon, 2011)</w:t>
       </w:r>
     </w:p>
     <w:p>
@@ -120,20 +164,18 @@
       <w:r>
         <w:rPr>
           <w:rFonts w:ascii="Courier New" w:cs="Courier New" w:eastAsia="Courier New" w:hAnsi="Courier New"/>
-          <w:b/>
-          <w:bCs/>
-          <w:color w:val="666666"/>
-          <w:sz w:val="18"/>
-          <w:szCs w:val="18"/>
-          <w:rtl w:val="false"/>
-        </w:rPr>
-        <w:t xml:space="preserve">text</w:t>
-      </w:r>
-      <w:r>
-        <w:rPr>
-          <w:rFonts w:ascii="Courier New" w:cs="Courier New" w:eastAsia="Courier New" w:hAnsi="Courier New"/>
-          <w:sz w:val="18"/>
-          <w:szCs w:val="18"/>
+          <w:color w:val="444444"/>
+          <w:sz w:val="20"/>
+          <w:szCs w:val="20"/>
+          <w:rtl w:val="false"/>
+        </w:rPr>
+        <w:t xml:space="preserve">┌──────────────────────────────────────────┐</w:t>
+      </w:r>
+      <w:r>
+        <w:rPr>
+          <w:rFonts w:ascii="Courier New" w:cs="Courier New" w:eastAsia="Courier New" w:hAnsi="Courier New"/>
+          <w:sz w:val="20"/>
+          <w:szCs w:val="20"/>
           <w:rtl w:val="false"/>
         </w:rPr>
         <w:br/>
@@ -148,7 +190,7 @@
           <w:szCs w:val="20"/>
           <w:rtl w:val="false"/>
         </w:rPr>
-        <w:t xml:space="preserve">[ TELA INICIAL / HOME (Mapa Interativo) ]</w:t>
+        <w:t xml:space="preserve">│         TELA INICIAL — HOME              │</w:t>
       </w:r>
       <w:r>
         <w:rPr>
@@ -169,7 +211,7 @@
           <w:szCs w:val="20"/>
           <w:rtl w:val="false"/>
         </w:rPr>
-        <w:t xml:space="preserve">  │</w:t>
+        <w:t xml:space="preserve">│         (Mapa Interativo da Cidade)      │</w:t>
       </w:r>
       <w:r>
         <w:rPr>
@@ -190,7 +232,7 @@
           <w:szCs w:val="20"/>
           <w:rtl w:val="false"/>
         </w:rPr>
-        <w:t xml:space="preserve">  ├──&gt; (Botão Superior) [ PAINEL DE ACESSIBILIDADE ]</w:t>
+        <w:t xml:space="preserve">└──────────────────────────────────────────┘</w:t>
       </w:r>
       <w:r>
         <w:rPr>
@@ -211,7 +253,7 @@
           <w:szCs w:val="20"/>
           <w:rtl w:val="false"/>
         </w:rPr>
-        <w:t xml:space="preserve">  │      ├─ Alternar Alto Contraste</w:t>
+        <w:t xml:space="preserve">        │                    │                    │</w:t>
       </w:r>
       <w:r>
         <w:rPr>
@@ -232,7 +274,7 @@
           <w:szCs w:val="20"/>
           <w:rtl w:val="false"/>
         </w:rPr>
-        <w:t xml:space="preserve">  │      ├─ Alternar Leitor de Tela (TTS)</w:t>
+        <w:t xml:space="preserve">        ▼                    ▼                    ▼</w:t>
       </w:r>
       <w:r>
         <w:rPr>
@@ -253,7 +295,7 @@
           <w:szCs w:val="20"/>
           <w:rtl w:val="false"/>
         </w:rPr>
-        <w:t xml:space="preserve">  │      ├─ Alternar Fonte para Dislexia</w:t>
+        <w:t xml:space="preserve">┌──────────────┐   ┌──────────────────┐   ┌──────────────┐</w:t>
       </w:r>
       <w:r>
         <w:rPr>
@@ -274,7 +316,7 @@
           <w:szCs w:val="20"/>
           <w:rtl w:val="false"/>
         </w:rPr>
-        <w:t xml:space="preserve">  │      ├─ Aumentar Tamanho da Fonte (A+)</w:t>
+        <w:t xml:space="preserve">│   PAINEL DE  │   │  DETALHES DO     │   │   RANKING    │</w:t>
       </w:r>
       <w:r>
         <w:rPr>
@@ -295,7 +337,7 @@
           <w:szCs w:val="20"/>
           <w:rtl w:val="false"/>
         </w:rPr>
-        <w:t xml:space="preserve">  │      └─ Filtros de Daltonismo (Protanopia, Deuteranopia, Tritanopia)</w:t>
+        <w:t xml:space="preserve">│ACESSIBILIDADE│   │  LOCAL TURÍSTICO │   │   GERAL      │</w:t>
       </w:r>
       <w:r>
         <w:rPr>
@@ -316,7 +358,7 @@
           <w:szCs w:val="20"/>
           <w:rtl w:val="false"/>
         </w:rPr>
-        <w:t xml:space="preserve">  │</w:t>
+        <w:t xml:space="preserve">│  (Modal)     │   │                  │   │              │</w:t>
       </w:r>
       <w:r>
         <w:rPr>
@@ -337,7 +379,7 @@
           <w:szCs w:val="20"/>
           <w:rtl w:val="false"/>
         </w:rPr>
-        <w:t xml:space="preserve">  ├──&gt; (Navegação Inferior) [ RANKING GERAL ]</w:t>
+        <w:t xml:space="preserve">└──────────────┘   └──────────────────┘   └──────────────┘</w:t>
       </w:r>
       <w:r>
         <w:rPr>
@@ -358,7 +400,7 @@
           <w:szCs w:val="20"/>
           <w:rtl w:val="false"/>
         </w:rPr>
-        <w:t xml:space="preserve">  │      └─ Lista de locais ordenados por Selo de Acessibilidade (Platina, Ouro, Prata, Bronze)</w:t>
+        <w:t xml:space="preserve">        │                    │</w:t>
       </w:r>
       <w:r>
         <w:rPr>
@@ -379,7 +421,7 @@
           <w:szCs w:val="20"/>
           <w:rtl w:val="false"/>
         </w:rPr>
-        <w:t xml:space="preserve">  │</w:t>
+        <w:t xml:space="preserve">        │                    ▼</w:t>
       </w:r>
       <w:r>
         <w:rPr>
@@ -400,7 +442,7 @@
           <w:szCs w:val="20"/>
           <w:rtl w:val="false"/>
         </w:rPr>
-        <w:t xml:space="preserve">  └──&gt; (Clique em um Local no Mapa) [ DETALHES DO LOCAL ]</w:t>
+        <w:t xml:space="preserve">        │          ┌──────────────────┐</w:t>
       </w:r>
       <w:r>
         <w:rPr>
@@ -421,7 +463,7 @@
           <w:szCs w:val="20"/>
           <w:rtl w:val="false"/>
         </w:rPr>
-        <w:t xml:space="preserve">         │</w:t>
+        <w:t xml:space="preserve">        │          │   FORMULÁRIO DE  │</w:t>
       </w:r>
       <w:r>
         <w:rPr>
@@ -442,7 +484,7 @@
           <w:szCs w:val="20"/>
           <w:rtl w:val="false"/>
         </w:rPr>
-        <w:t xml:space="preserve">         ├──&gt; Visão Geral (Foto, Nome, Endereço, Selo Atual)</w:t>
+        <w:t xml:space="preserve">        │          │   AVALIAÇÃO      │</w:t>
       </w:r>
       <w:r>
         <w:rPr>
@@ -463,7 +505,7 @@
           <w:szCs w:val="20"/>
           <w:rtl w:val="false"/>
         </w:rPr>
-        <w:t xml:space="preserve">         ├──&gt; Checklist de Acessibilidade (Portas, Rampas, Sanitários, Sinalização Tátil)</w:t>
+        <w:t xml:space="preserve">        │          │  (Passo a passo) │</w:t>
       </w:r>
       <w:r>
         <w:rPr>
@@ -484,7 +526,7 @@
           <w:szCs w:val="20"/>
           <w:rtl w:val="false"/>
         </w:rPr>
-        <w:t xml:space="preserve">         │</w:t>
+        <w:t xml:space="preserve">        │          └──────────────────┘</w:t>
       </w:r>
       <w:r>
         <w:rPr>
@@ -505,7 +547,7 @@
           <w:szCs w:val="20"/>
           <w:rtl w:val="false"/>
         </w:rPr>
-        <w:t xml:space="preserve">         └──&gt; (Botão "Avaliar") [ FORMULÁRIO DE AVALIAÇÃO ]</w:t>
+        <w:t xml:space="preserve">        │                    │</w:t>
       </w:r>
       <w:r>
         <w:rPr>
@@ -526,7 +568,7 @@
           <w:szCs w:val="20"/>
           <w:rtl w:val="false"/>
         </w:rPr>
-        <w:t xml:space="preserve">                ├─ Passo 1: Informações de Contato / Dados do Usuário</w:t>
+        <w:t xml:space="preserve">        │                    ▼</w:t>
       </w:r>
       <w:r>
         <w:rPr>
@@ -547,7 +589,7 @@
           <w:szCs w:val="20"/>
           <w:rtl w:val="false"/>
         </w:rPr>
-        <w:t xml:space="preserve">                ├─ Passo 2: Medidas Físicas (Largura de porta, etc.)</w:t>
+        <w:t xml:space="preserve">        │          ┌──────────────────┐</w:t>
       </w:r>
       <w:r>
         <w:rPr>
@@ -568,7 +610,7 @@
           <w:szCs w:val="20"/>
           <w:rtl w:val="false"/>
         </w:rPr>
-        <w:t xml:space="preserve">                ├─ Passo 3: Avaliação Qualitativa (Notas)</w:t>
+        <w:t xml:space="preserve">        │          │  CONFIRMAÇÃO DE  │</w:t>
       </w:r>
       <w:r>
         <w:rPr>
@@ -589,7 +631,91 @@
           <w:szCs w:val="20"/>
           <w:rtl w:val="false"/>
         </w:rPr>
-        <w:t xml:space="preserve">                └─ Passo 4: Envio e Confirmação de Sucesso -&gt; Retorna para Home</w:t>
+        <w:t xml:space="preserve">        │          │  ENVIO           │</w:t>
+      </w:r>
+      <w:r>
+        <w:rPr>
+          <w:rFonts w:ascii="Courier New" w:cs="Courier New" w:eastAsia="Courier New" w:hAnsi="Courier New"/>
+          <w:sz w:val="20"/>
+          <w:szCs w:val="20"/>
+          <w:rtl w:val="false"/>
+        </w:rPr>
+        <w:br/>
+        <w:t xml:space="preserve">
+</w:t>
+      </w:r>
+      <w:r>
+        <w:rPr>
+          <w:rFonts w:ascii="Courier New" w:cs="Courier New" w:eastAsia="Courier New" w:hAnsi="Courier New"/>
+          <w:color w:val="444444"/>
+          <w:sz w:val="20"/>
+          <w:szCs w:val="20"/>
+          <w:rtl w:val="false"/>
+        </w:rPr>
+        <w:t xml:space="preserve">        │          └──────────────────┘</w:t>
+      </w:r>
+      <w:r>
+        <w:rPr>
+          <w:rFonts w:ascii="Courier New" w:cs="Courier New" w:eastAsia="Courier New" w:hAnsi="Courier New"/>
+          <w:sz w:val="20"/>
+          <w:szCs w:val="20"/>
+          <w:rtl w:val="false"/>
+        </w:rPr>
+        <w:br/>
+        <w:t xml:space="preserve">
+</w:t>
+      </w:r>
+      <w:r>
+        <w:rPr>
+          <w:rFonts w:ascii="Courier New" w:cs="Courier New" w:eastAsia="Courier New" w:hAnsi="Courier New"/>
+          <w:color w:val="444444"/>
+          <w:sz w:val="20"/>
+          <w:szCs w:val="20"/>
+          <w:rtl w:val="false"/>
+        </w:rPr>
+        <w:t xml:space="preserve">        │                    │</w:t>
+      </w:r>
+      <w:r>
+        <w:rPr>
+          <w:rFonts w:ascii="Courier New" w:cs="Courier New" w:eastAsia="Courier New" w:hAnsi="Courier New"/>
+          <w:sz w:val="20"/>
+          <w:szCs w:val="20"/>
+          <w:rtl w:val="false"/>
+        </w:rPr>
+        <w:br/>
+        <w:t xml:space="preserve">
+</w:t>
+      </w:r>
+      <w:r>
+        <w:rPr>
+          <w:rFonts w:ascii="Courier New" w:cs="Courier New" w:eastAsia="Courier New" w:hAnsi="Courier New"/>
+          <w:color w:val="444444"/>
+          <w:sz w:val="20"/>
+          <w:szCs w:val="20"/>
+          <w:rtl w:val="false"/>
+        </w:rPr>
+        <w:t xml:space="preserve">        └────────────────────┘</w:t>
+      </w:r>
+      <w:r>
+        <w:rPr>
+          <w:rFonts w:ascii="Courier New" w:cs="Courier New" w:eastAsia="Courier New" w:hAnsi="Courier New"/>
+          <w:sz w:val="20"/>
+          <w:szCs w:val="20"/>
+          <w:rtl w:val="false"/>
+        </w:rPr>
+        <w:br/>
+        <w:t xml:space="preserve">
+</w:t>
+      </w:r>
+      <w:r>
+        <w:rPr>
+          <w:rFonts w:ascii="Courier New" w:cs="Courier New" w:eastAsia="Courier New" w:hAnsi="Courier New"/>
+          <w:color w:val="444444"/>
+          <w:sz w:val="20"/>
+          <w:szCs w:val="20"/>
+          <w:rtl w:val="false"/>
+        </w:rPr>
+        <w:t xml:space="preserve">                    Retorna à HOME</w:t>
       </w:r>
     </w:p>
     <w:p>
@@ -599,7 +725,7 @@
         <w:bidi w:val="false"/>
         <w:spacing w:after="120" w:before="240"/>
       </w:pPr>
-      <w:bookmarkStart w:name="_Toc_Fluxo_Principal_de_Tarefa_Happy_Path_3" w:id="1"/>
+      <w:bookmarkStart w:name="_Toc_Descrio_dos_Fluxos_3" w:id="1"/>
       <w:r>
         <w:rPr>
           <w:color w:val="000000"/>
@@ -607,20 +733,478 @@
           <w:szCs w:val="24"/>
           <w:rtl w:val="false"/>
         </w:rPr>
-        <w:t xml:space="preserve">Fluxo Principal de Tarefa (Happy Path)</w:t>
+        <w:t xml:space="preserve">Descrição dos Fluxos</w:t>
       </w:r>
       <w:bookmarkEnd w:id="1"/>
     </w:p>
+    <w:tbl>
+      <w:tblPr>
+        <w:tblW w:type="dxa" w:w="9746"/>
+        <w:tblBorders>
+          <w:top w:val="single" w:color="auto" w:sz="4"/>
+          <w:left w:val="single" w:color="auto" w:sz="4"/>
+          <w:bottom w:val="single" w:color="auto" w:sz="4"/>
+          <w:right w:val="single" w:color="auto" w:sz="4"/>
+          <w:insideH w:val="single" w:color="auto" w:sz="4"/>
+          <w:insideV w:val="single" w:color="auto" w:sz="4"/>
+        </w:tblBorders>
+        <w:tblLayout w:type="autofit"/>
+        <w:tblCellMar>
+          <w:top w:type="dxa" w:w="100"/>
+          <w:left w:type="dxa" w:w="100"/>
+          <w:bottom w:type="dxa" w:w="100"/>
+          <w:right w:type="dxa" w:w="100"/>
+        </w:tblCellMar>
+      </w:tblPr>
+      <w:tblGrid>
+        <w:gridCol w:w="100"/>
+        <w:gridCol w:w="100"/>
+        <w:gridCol w:w="100"/>
+      </w:tblGrid>
+      <w:tr>
+        <w:trPr>
+          <w:tblHeader/>
+        </w:trPr>
+        <w:tc>
+          <w:tcPr>
+            <w:shd w:fill="F2F2F2"/>
+          </w:tcPr>
+          <w:p>
+            <w:pPr>
+              <w:pStyle w:val="Strong"/>
+              <w:jc w:val="left"/>
+            </w:pPr>
+            <w:r>
+              <w:rPr>
+                <w:b/>
+                <w:bCs/>
+                <w:color w:val="000000"/>
+                <w:sz w:val="24"/>
+                <w:szCs w:val="24"/>
+                <w:rtl w:val="false"/>
+              </w:rPr>
+              <w:t xml:space="preserve">Tela de Origem</w:t>
+            </w:r>
+          </w:p>
+        </w:tc>
+        <w:tc>
+          <w:tcPr>
+            <w:shd w:fill="F2F2F2"/>
+          </w:tcPr>
+          <w:p>
+            <w:pPr>
+              <w:pStyle w:val="Strong"/>
+              <w:jc w:val="left"/>
+            </w:pPr>
+            <w:r>
+              <w:rPr>
+                <w:b/>
+                <w:bCs/>
+                <w:color w:val="000000"/>
+                <w:sz w:val="24"/>
+                <w:szCs w:val="24"/>
+                <w:rtl w:val="false"/>
+              </w:rPr>
+              <w:t xml:space="preserve">Ação do Usuário</w:t>
+            </w:r>
+          </w:p>
+        </w:tc>
+        <w:tc>
+          <w:tcPr>
+            <w:shd w:fill="F2F2F2"/>
+          </w:tcPr>
+          <w:p>
+            <w:pPr>
+              <w:pStyle w:val="Strong"/>
+              <w:jc w:val="left"/>
+            </w:pPr>
+            <w:r>
+              <w:rPr>
+                <w:b/>
+                <w:bCs/>
+                <w:color w:val="000000"/>
+                <w:sz w:val="24"/>
+                <w:szCs w:val="24"/>
+                <w:rtl w:val="false"/>
+              </w:rPr>
+              <w:t xml:space="preserve">Tela de Destino</w:t>
+            </w:r>
+          </w:p>
+        </w:tc>
+      </w:tr>
+      <w:tr>
+        <w:tc>
+          <w:p>
+            <w:pPr>
+              <w:jc w:val="left"/>
+            </w:pPr>
+            <w:r>
+              <w:rPr>
+                <w:b/>
+                <w:bCs/>
+                <w:color w:val="000000"/>
+                <w:sz w:val="24"/>
+                <w:szCs w:val="24"/>
+                <w:rtl w:val="false"/>
+              </w:rPr>
+              <w:t xml:space="preserve">HOME</w:t>
+            </w:r>
+          </w:p>
+        </w:tc>
+        <w:tc>
+          <w:p>
+            <w:pPr>
+              <w:jc w:val="left"/>
+            </w:pPr>
+            <w:r>
+              <w:rPr>
+                <w:color w:val="000000"/>
+                <w:sz w:val="24"/>
+                <w:szCs w:val="24"/>
+                <w:rtl w:val="false"/>
+              </w:rPr>
+              <w:t xml:space="preserve">Toca no botão "Acessibilidade" (barra superior)</w:t>
+            </w:r>
+          </w:p>
+        </w:tc>
+        <w:tc>
+          <w:p>
+            <w:pPr>
+              <w:jc w:val="left"/>
+            </w:pPr>
+            <w:r>
+              <w:rPr>
+                <w:color w:val="000000"/>
+                <w:sz w:val="24"/>
+                <w:szCs w:val="24"/>
+                <w:rtl w:val="false"/>
+              </w:rPr>
+              <w:t xml:space="preserve">Painel de Acessibilidade (modal)</w:t>
+            </w:r>
+          </w:p>
+        </w:tc>
+      </w:tr>
+      <w:tr>
+        <w:tc>
+          <w:p>
+            <w:pPr>
+              <w:jc w:val="left"/>
+            </w:pPr>
+            <w:r>
+              <w:rPr>
+                <w:b/>
+                <w:bCs/>
+                <w:color w:val="000000"/>
+                <w:sz w:val="24"/>
+                <w:szCs w:val="24"/>
+                <w:rtl w:val="false"/>
+              </w:rPr>
+              <w:t xml:space="preserve">HOME</w:t>
+            </w:r>
+          </w:p>
+        </w:tc>
+        <w:tc>
+          <w:p>
+            <w:pPr>
+              <w:jc w:val="left"/>
+            </w:pPr>
+            <w:r>
+              <w:rPr>
+                <w:color w:val="000000"/>
+                <w:sz w:val="24"/>
+                <w:szCs w:val="24"/>
+                <w:rtl w:val="false"/>
+              </w:rPr>
+              <w:t xml:space="preserve">Toca em um pino de local no mapa</w:t>
+            </w:r>
+          </w:p>
+        </w:tc>
+        <w:tc>
+          <w:p>
+            <w:pPr>
+              <w:jc w:val="left"/>
+            </w:pPr>
+            <w:r>
+              <w:rPr>
+                <w:color w:val="000000"/>
+                <w:sz w:val="24"/>
+                <w:szCs w:val="24"/>
+                <w:rtl w:val="false"/>
+              </w:rPr>
+              <w:t xml:space="preserve">Detalhes do Local Turístico</w:t>
+            </w:r>
+          </w:p>
+        </w:tc>
+      </w:tr>
+      <w:tr>
+        <w:tc>
+          <w:p>
+            <w:pPr>
+              <w:jc w:val="left"/>
+            </w:pPr>
+            <w:r>
+              <w:rPr>
+                <w:b/>
+                <w:bCs/>
+                <w:color w:val="000000"/>
+                <w:sz w:val="24"/>
+                <w:szCs w:val="24"/>
+                <w:rtl w:val="false"/>
+              </w:rPr>
+              <w:t xml:space="preserve">HOME</w:t>
+            </w:r>
+          </w:p>
+        </w:tc>
+        <w:tc>
+          <w:p>
+            <w:pPr>
+              <w:jc w:val="left"/>
+            </w:pPr>
+            <w:r>
+              <w:rPr>
+                <w:color w:val="000000"/>
+                <w:sz w:val="24"/>
+                <w:szCs w:val="24"/>
+                <w:rtl w:val="false"/>
+              </w:rPr>
+              <w:t xml:space="preserve">Toca na aba "Ranking" (nav inferior)</w:t>
+            </w:r>
+          </w:p>
+        </w:tc>
+        <w:tc>
+          <w:p>
+            <w:pPr>
+              <w:jc w:val="left"/>
+            </w:pPr>
+            <w:r>
+              <w:rPr>
+                <w:color w:val="000000"/>
+                <w:sz w:val="24"/>
+                <w:szCs w:val="24"/>
+                <w:rtl w:val="false"/>
+              </w:rPr>
+              <w:t xml:space="preserve">Ranking Geral</w:t>
+            </w:r>
+          </w:p>
+        </w:tc>
+      </w:tr>
+      <w:tr>
+        <w:tc>
+          <w:p>
+            <w:pPr>
+              <w:jc w:val="left"/>
+            </w:pPr>
+            <w:r>
+              <w:rPr>
+                <w:b/>
+                <w:bCs/>
+                <w:color w:val="000000"/>
+                <w:sz w:val="24"/>
+                <w:szCs w:val="24"/>
+                <w:rtl w:val="false"/>
+              </w:rPr>
+              <w:t xml:space="preserve">Detalhes do Local</w:t>
+            </w:r>
+          </w:p>
+        </w:tc>
+        <w:tc>
+          <w:p>
+            <w:pPr>
+              <w:jc w:val="left"/>
+            </w:pPr>
+            <w:r>
+              <w:rPr>
+                <w:color w:val="000000"/>
+                <w:sz w:val="24"/>
+                <w:szCs w:val="24"/>
+                <w:rtl w:val="false"/>
+              </w:rPr>
+              <w:t xml:space="preserve">Toca em "Avaliar este local"</w:t>
+            </w:r>
+          </w:p>
+        </w:tc>
+        <w:tc>
+          <w:p>
+            <w:pPr>
+              <w:jc w:val="left"/>
+            </w:pPr>
+            <w:r>
+              <w:rPr>
+                <w:color w:val="000000"/>
+                <w:sz w:val="24"/>
+                <w:szCs w:val="24"/>
+                <w:rtl w:val="false"/>
+              </w:rPr>
+              <w:t xml:space="preserve">Formulário de Avaliação</w:t>
+            </w:r>
+          </w:p>
+        </w:tc>
+      </w:tr>
+      <w:tr>
+        <w:tc>
+          <w:p>
+            <w:pPr>
+              <w:jc w:val="left"/>
+            </w:pPr>
+            <w:r>
+              <w:rPr>
+                <w:b/>
+                <w:bCs/>
+                <w:color w:val="000000"/>
+                <w:sz w:val="24"/>
+                <w:szCs w:val="24"/>
+                <w:rtl w:val="false"/>
+              </w:rPr>
+              <w:t xml:space="preserve">Formulário de Avaliação</w:t>
+            </w:r>
+          </w:p>
+        </w:tc>
+        <w:tc>
+          <w:p>
+            <w:pPr>
+              <w:jc w:val="left"/>
+            </w:pPr>
+            <w:r>
+              <w:rPr>
+                <w:color w:val="000000"/>
+                <w:sz w:val="24"/>
+                <w:szCs w:val="24"/>
+                <w:rtl w:val="false"/>
+              </w:rPr>
+              <w:t xml:space="preserve">Conclui e envia</w:t>
+            </w:r>
+          </w:p>
+        </w:tc>
+        <w:tc>
+          <w:p>
+            <w:pPr>
+              <w:jc w:val="left"/>
+            </w:pPr>
+            <w:r>
+              <w:rPr>
+                <w:color w:val="000000"/>
+                <w:sz w:val="24"/>
+                <w:szCs w:val="24"/>
+                <w:rtl w:val="false"/>
+              </w:rPr>
+              <w:t xml:space="preserve">Confirmação de Envio → HOME</w:t>
+            </w:r>
+          </w:p>
+        </w:tc>
+      </w:tr>
+      <w:tr>
+        <w:tc>
+          <w:p>
+            <w:pPr>
+              <w:jc w:val="left"/>
+            </w:pPr>
+            <w:r>
+              <w:rPr>
+                <w:b/>
+                <w:bCs/>
+                <w:color w:val="000000"/>
+                <w:sz w:val="24"/>
+                <w:szCs w:val="24"/>
+                <w:rtl w:val="false"/>
+              </w:rPr>
+              <w:t xml:space="preserve">Painel de Acessibilidade</w:t>
+            </w:r>
+          </w:p>
+        </w:tc>
+        <w:tc>
+          <w:p>
+            <w:pPr>
+              <w:jc w:val="left"/>
+            </w:pPr>
+            <w:r>
+              <w:rPr>
+                <w:color w:val="000000"/>
+                <w:sz w:val="24"/>
+                <w:szCs w:val="24"/>
+                <w:rtl w:val="false"/>
+              </w:rPr>
+              <w:t xml:space="preserve">Fecha ou clica fora</w:t>
+            </w:r>
+          </w:p>
+        </w:tc>
+        <w:tc>
+          <w:p>
+            <w:pPr>
+              <w:jc w:val="left"/>
+            </w:pPr>
+            <w:r>
+              <w:rPr>
+                <w:color w:val="000000"/>
+                <w:sz w:val="24"/>
+                <w:szCs w:val="24"/>
+                <w:rtl w:val="false"/>
+              </w:rPr>
+              <w:t xml:space="preserve">Retorna à tela anterior</w:t>
+            </w:r>
+          </w:p>
+        </w:tc>
+      </w:tr>
+      <w:tr>
+        <w:tc>
+          <w:p>
+            <w:pPr>
+              <w:jc w:val="left"/>
+            </w:pPr>
+            <w:r>
+              <w:rPr>
+                <w:b/>
+                <w:bCs/>
+                <w:color w:val="000000"/>
+                <w:sz w:val="24"/>
+                <w:szCs w:val="24"/>
+                <w:rtl w:val="false"/>
+              </w:rPr>
+              <w:t xml:space="preserve">Qualquer tela</w:t>
+            </w:r>
+          </w:p>
+        </w:tc>
+        <w:tc>
+          <w:p>
+            <w:pPr>
+              <w:jc w:val="left"/>
+            </w:pPr>
+            <w:r>
+              <w:rPr>
+                <w:color w:val="000000"/>
+                <w:sz w:val="24"/>
+                <w:szCs w:val="24"/>
+                <w:rtl w:val="false"/>
+              </w:rPr>
+              <w:t xml:space="preserve">Toca em "voltar"</w:t>
+            </w:r>
+          </w:p>
+        </w:tc>
+        <w:tc>
+          <w:p>
+            <w:pPr>
+              <w:jc w:val="left"/>
+            </w:pPr>
+            <w:r>
+              <w:rPr>
+                <w:color w:val="000000"/>
+                <w:sz w:val="24"/>
+                <w:szCs w:val="24"/>
+                <w:rtl w:val="false"/>
+              </w:rPr>
+              <w:t xml:space="preserve">Tela anterior</w:t>
+            </w:r>
+          </w:p>
+        </w:tc>
+      </w:tr>
+    </w:tbl>
     <w:p>
       <w:pPr>
-        <w:pStyle w:val="ListParagraph"/>
-        <w:numPr>
-          <w:ilvl w:val="0"/>
-          <w:numId w:val="2"/>
-        </w:numPr>
+        <w:pStyle w:val="3"/>
+        <w:pStyle w:val="Heading3"/>
         <w:bidi w:val="false"/>
-        <w:spacing w:after="120" w:before="120"/>
+        <w:spacing w:after="120" w:before="240"/>
       </w:pPr>
+      <w:bookmarkStart w:name="_Toc_Funcionalidades_do_Painel_de_Acessibilid_4" w:id="1"/>
       <w:r>
         <w:rPr>
           <w:color w:val="000000"/>
@@ -628,189 +1212,253 @@
           <w:szCs w:val="24"/>
           <w:rtl w:val="false"/>
         </w:rPr>
-        <w:t xml:space="preserve">O usuário abre o app e cai na </w:t>
-      </w:r>
-      <w:r>
-        <w:rPr>
-          <w:b/>
-          <w:bCs/>
-          <w:color w:val="000000"/>
-          <w:sz w:val="24"/>
-          <w:szCs w:val="24"/>
-          <w:rtl w:val="false"/>
-        </w:rPr>
-        <w:t xml:space="preserve">Tela Inicial (Mapa)</w:t>
-      </w:r>
-      <w:r>
-        <w:rPr>
-          <w:color w:val="000000"/>
-          <w:sz w:val="24"/>
-          <w:szCs w:val="24"/>
-          <w:rtl w:val="false"/>
-        </w:rPr>
-        <w:t xml:space="preserve">.</w:t>
-      </w:r>
+        <w:t xml:space="preserve">Funcionalidades do Painel de Acessibilidade</w:t>
+      </w:r>
+      <w:bookmarkEnd w:id="1"/>
     </w:p>
-    <w:p>
-      <w:pPr>
-        <w:pStyle w:val="ListParagraph"/>
-        <w:numPr>
-          <w:ilvl w:val="0"/>
-          <w:numId w:val="2"/>
-        </w:numPr>
-        <w:bidi w:val="false"/>
-        <w:spacing w:after="120" w:before="120"/>
-      </w:pPr>
-      <w:r>
-        <w:rPr>
-          <w:color w:val="000000"/>
-          <w:sz w:val="24"/>
-          <w:szCs w:val="24"/>
-          <w:rtl w:val="false"/>
-        </w:rPr>
-        <w:t xml:space="preserve">O usuário pode abrir o </w:t>
-      </w:r>
-      <w:r>
-        <w:rPr>
-          <w:b/>
-          <w:bCs/>
-          <w:color w:val="000000"/>
-          <w:sz w:val="24"/>
-          <w:szCs w:val="24"/>
-          <w:rtl w:val="false"/>
-        </w:rPr>
-        <w:t xml:space="preserve">Painel de Acessibilidade</w:t>
-      </w:r>
-      <w:r>
-        <w:rPr>
-          <w:color w:val="000000"/>
-          <w:sz w:val="24"/>
-          <w:szCs w:val="24"/>
-          <w:rtl w:val="false"/>
-        </w:rPr>
-        <w:t xml:space="preserve"> no topo a qualquer momento para ajustar a interface.</w:t>
-      </w:r>
-    </w:p>
-    <w:p>
-      <w:pPr>
-        <w:pStyle w:val="ListParagraph"/>
-        <w:numPr>
-          <w:ilvl w:val="0"/>
-          <w:numId w:val="2"/>
-        </w:numPr>
-        <w:bidi w:val="false"/>
-        <w:spacing w:after="120" w:before="120"/>
-      </w:pPr>
-      <w:r>
-        <w:rPr>
-          <w:color w:val="000000"/>
-          <w:sz w:val="24"/>
-          <w:szCs w:val="24"/>
-          <w:rtl w:val="false"/>
-        </w:rPr>
-        <w:t xml:space="preserve">O usuário seleciona um ponto turístico e é levado para a tela de </w:t>
-      </w:r>
-      <w:r>
-        <w:rPr>
-          <w:b/>
-          <w:bCs/>
-          <w:color w:val="000000"/>
-          <w:sz w:val="24"/>
-          <w:szCs w:val="24"/>
-          <w:rtl w:val="false"/>
-        </w:rPr>
-        <w:t xml:space="preserve">Detalhes do Local</w:t>
-      </w:r>
-      <w:r>
-        <w:rPr>
-          <w:color w:val="000000"/>
-          <w:sz w:val="24"/>
-          <w:szCs w:val="24"/>
-          <w:rtl w:val="false"/>
-        </w:rPr>
-        <w:t xml:space="preserve">.</w:t>
-      </w:r>
-    </w:p>
-    <w:p>
-      <w:pPr>
-        <w:pStyle w:val="ListParagraph"/>
-        <w:numPr>
-          <w:ilvl w:val="0"/>
-          <w:numId w:val="2"/>
-        </w:numPr>
-        <w:bidi w:val="false"/>
-        <w:spacing w:after="120" w:before="120"/>
-      </w:pPr>
-      <w:r>
-        <w:rPr>
-          <w:color w:val="000000"/>
-          <w:sz w:val="24"/>
-          <w:szCs w:val="24"/>
-          <w:rtl w:val="false"/>
-        </w:rPr>
-        <w:t xml:space="preserve">Lá, clica em "Avaliar local" e preenche o </w:t>
-      </w:r>
-      <w:r>
-        <w:rPr>
-          <w:b/>
-          <w:bCs/>
-          <w:color w:val="000000"/>
-          <w:sz w:val="24"/>
-          <w:szCs w:val="24"/>
-          <w:rtl w:val="false"/>
-        </w:rPr>
-        <w:t xml:space="preserve">Formulário de Avaliação</w:t>
-      </w:r>
-      <w:r>
-        <w:rPr>
-          <w:color w:val="000000"/>
-          <w:sz w:val="24"/>
-          <w:szCs w:val="24"/>
-          <w:rtl w:val="false"/>
-        </w:rPr>
-        <w:t xml:space="preserve">.</w:t>
-      </w:r>
-    </w:p>
-    <w:p>
-      <w:pPr>
-        <w:pStyle w:val="ListParagraph"/>
-        <w:numPr>
-          <w:ilvl w:val="0"/>
-          <w:numId w:val="2"/>
-        </w:numPr>
-        <w:bidi w:val="false"/>
-        <w:spacing w:after="120" w:before="120"/>
-      </w:pPr>
-      <w:r>
-        <w:rPr>
-          <w:color w:val="000000"/>
-          <w:sz w:val="24"/>
-          <w:szCs w:val="24"/>
-          <w:rtl w:val="false"/>
-        </w:rPr>
-        <w:t xml:space="preserve">Ao concluir, os dados alimentam a aba de </w:t>
-      </w:r>
-      <w:r>
-        <w:rPr>
-          <w:b/>
-          <w:bCs/>
-          <w:color w:val="000000"/>
-          <w:sz w:val="24"/>
-          <w:szCs w:val="24"/>
-          <w:rtl w:val="false"/>
-        </w:rPr>
-        <w:t xml:space="preserve">Ranking Geral</w:t>
-      </w:r>
-      <w:r>
-        <w:rPr>
-          <w:color w:val="000000"/>
-          <w:sz w:val="24"/>
-          <w:szCs w:val="24"/>
-          <w:rtl w:val="false"/>
-        </w:rPr>
-        <w:t xml:space="preserve">.</w:t>
-      </w:r>
-    </w:p>
+    <w:tbl>
+      <w:tblPr>
+        <w:tblW w:type="dxa" w:w="9746"/>
+        <w:tblBorders>
+          <w:top w:val="single" w:color="auto" w:sz="4"/>
+          <w:left w:val="single" w:color="auto" w:sz="4"/>
+          <w:bottom w:val="single" w:color="auto" w:sz="4"/>
+          <w:right w:val="single" w:color="auto" w:sz="4"/>
+          <w:insideH w:val="single" w:color="auto" w:sz="4"/>
+          <w:insideV w:val="single" w:color="auto" w:sz="4"/>
+        </w:tblBorders>
+        <w:tblLayout w:type="autofit"/>
+        <w:tblCellMar>
+          <w:top w:type="dxa" w:w="100"/>
+          <w:left w:type="dxa" w:w="100"/>
+          <w:bottom w:type="dxa" w:w="100"/>
+          <w:right w:type="dxa" w:w="100"/>
+        </w:tblCellMar>
+      </w:tblPr>
+      <w:tblGrid>
+        <w:gridCol w:w="100"/>
+        <w:gridCol w:w="100"/>
+      </w:tblGrid>
+      <w:tr>
+        <w:trPr>
+          <w:tblHeader/>
+        </w:trPr>
+        <w:tc>
+          <w:tcPr>
+            <w:shd w:fill="F2F2F2"/>
+          </w:tcPr>
+          <w:p>
+            <w:pPr>
+              <w:pStyle w:val="Strong"/>
+              <w:jc w:val="left"/>
+            </w:pPr>
+            <w:r>
+              <w:rPr>
+                <w:b/>
+                <w:bCs/>
+                <w:color w:val="000000"/>
+                <w:sz w:val="24"/>
+                <w:szCs w:val="24"/>
+                <w:rtl w:val="false"/>
+              </w:rPr>
+              <w:t xml:space="preserve">Funcionalidade</w:t>
+            </w:r>
+          </w:p>
+        </w:tc>
+        <w:tc>
+          <w:tcPr>
+            <w:shd w:fill="F2F2F2"/>
+          </w:tcPr>
+          <w:p>
+            <w:pPr>
+              <w:pStyle w:val="Strong"/>
+              <w:jc w:val="left"/>
+            </w:pPr>
+            <w:r>
+              <w:rPr>
+                <w:b/>
+                <w:bCs/>
+                <w:color w:val="000000"/>
+                <w:sz w:val="24"/>
+                <w:szCs w:val="24"/>
+                <w:rtl w:val="false"/>
+              </w:rPr>
+              <w:t xml:space="preserve">Descrição</w:t>
+            </w:r>
+          </w:p>
+        </w:tc>
+      </w:tr>
+      <w:tr>
+        <w:tc>
+          <w:p>
+            <w:pPr>
+              <w:jc w:val="left"/>
+            </w:pPr>
+            <w:r>
+              <w:rPr>
+                <w:color w:val="000000"/>
+                <w:sz w:val="24"/>
+                <w:szCs w:val="24"/>
+                <w:rtl w:val="false"/>
+              </w:rPr>
+              <w:t xml:space="preserve">Alto Contraste</w:t>
+            </w:r>
+          </w:p>
+        </w:tc>
+        <w:tc>
+          <w:p>
+            <w:pPr>
+              <w:jc w:val="left"/>
+            </w:pPr>
+            <w:r>
+              <w:rPr>
+                <w:color w:val="000000"/>
+                <w:sz w:val="24"/>
+                <w:szCs w:val="24"/>
+                <w:rtl w:val="false"/>
+              </w:rPr>
+              <w:t xml:space="preserve">Altera paleta de cores para preto/amarelo de alta legibilidade</w:t>
+            </w:r>
+          </w:p>
+        </w:tc>
+      </w:tr>
+      <w:tr>
+        <w:tc>
+          <w:p>
+            <w:pPr>
+              <w:jc w:val="left"/>
+            </w:pPr>
+            <w:r>
+              <w:rPr>
+                <w:color w:val="000000"/>
+                <w:sz w:val="24"/>
+                <w:szCs w:val="24"/>
+                <w:rtl w:val="false"/>
+              </w:rPr>
+              <w:t xml:space="preserve">Leitor de Tela (TTS)</w:t>
+            </w:r>
+          </w:p>
+        </w:tc>
+        <w:tc>
+          <w:p>
+            <w:pPr>
+              <w:jc w:val="left"/>
+            </w:pPr>
+            <w:r>
+              <w:rPr>
+                <w:color w:val="000000"/>
+                <w:sz w:val="24"/>
+                <w:szCs w:val="24"/>
+                <w:rtl w:val="false"/>
+              </w:rPr>
+              <w:t xml:space="preserve">Lê em voz alta o texto da tela ao toque</w:t>
+            </w:r>
+          </w:p>
+        </w:tc>
+      </w:tr>
+      <w:tr>
+        <w:tc>
+          <w:p>
+            <w:pPr>
+              <w:jc w:val="left"/>
+            </w:pPr>
+            <w:r>
+              <w:rPr>
+                <w:color w:val="000000"/>
+                <w:sz w:val="24"/>
+                <w:szCs w:val="24"/>
+                <w:rtl w:val="false"/>
+              </w:rPr>
+              <w:t xml:space="preserve">Fonte para Dislexia</w:t>
+            </w:r>
+          </w:p>
+        </w:tc>
+        <w:tc>
+          <w:p>
+            <w:pPr>
+              <w:jc w:val="left"/>
+            </w:pPr>
+            <w:r>
+              <w:rPr>
+                <w:color w:val="000000"/>
+                <w:sz w:val="24"/>
+                <w:szCs w:val="24"/>
+                <w:rtl w:val="false"/>
+              </w:rPr>
+              <w:t xml:space="preserve">Substitui a fonte padrão por fonte otimizada para dislexia</w:t>
+            </w:r>
+          </w:p>
+        </w:tc>
+      </w:tr>
+      <w:tr>
+        <w:tc>
+          <w:p>
+            <w:pPr>
+              <w:jc w:val="left"/>
+            </w:pPr>
+            <w:r>
+              <w:rPr>
+                <w:color w:val="000000"/>
+                <w:sz w:val="24"/>
+                <w:szCs w:val="24"/>
+                <w:rtl w:val="false"/>
+              </w:rPr>
+              <w:t xml:space="preserve">Aumentar Texto (A+)</w:t>
+            </w:r>
+          </w:p>
+        </w:tc>
+        <w:tc>
+          <w:p>
+            <w:pPr>
+              <w:jc w:val="left"/>
+            </w:pPr>
+            <w:r>
+              <w:rPr>
+                <w:color w:val="000000"/>
+                <w:sz w:val="24"/>
+                <w:szCs w:val="24"/>
+                <w:rtl w:val="false"/>
+              </w:rPr>
+              <w:t xml:space="preserve">Alterna entre 3 tamanhos de fonte</w:t>
+            </w:r>
+          </w:p>
+        </w:tc>
+      </w:tr>
+      <w:tr>
+        <w:tc>
+          <w:p>
+            <w:pPr>
+              <w:jc w:val="left"/>
+            </w:pPr>
+            <w:r>
+              <w:rPr>
+                <w:color w:val="000000"/>
+                <w:sz w:val="24"/>
+                <w:szCs w:val="24"/>
+                <w:rtl w:val="false"/>
+              </w:rPr>
+              <w:t xml:space="preserve">Filtro de Daltonismo</w:t>
+            </w:r>
+          </w:p>
+        </w:tc>
+        <w:tc>
+          <w:p>
+            <w:pPr>
+              <w:jc w:val="left"/>
+            </w:pPr>
+            <w:r>
+              <w:rPr>
+                <w:color w:val="000000"/>
+                <w:sz w:val="24"/>
+                <w:szCs w:val="24"/>
+                <w:rtl w:val="false"/>
+              </w:rPr>
+              <w:t xml:space="preserve">Aplica filtros visuais: Protanopia, Deuteranopia, Tritanopia</w:t>
+            </w:r>
+          </w:p>
+        </w:tc>
+      </w:tr>
+    </w:tbl>
     <w:p>
       <w:pPr>
         <w:pStyle w:val="2"/>
@@ -818,7 +1466,7 @@
         <w:bidi w:val="false"/>
         <w:spacing w:after="120" w:before="240"/>
       </w:pPr>
-      <w:bookmarkStart w:name="_Toc__2_FRAMEWORK_FINAL_DE_AVALIAO_DE_USABILI_4" w:id="1"/>
+      <w:bookmarkStart w:name="_Toc__2_FRAMEWORK_FINAL_DE_AVALIAO_HEURSTICA_5" w:id="1"/>
       <w:r>
         <w:rPr>
           <w:color w:val="000000"/>
@@ -826,45 +1474,359 @@
           <w:szCs w:val="28"/>
           <w:rtl w:val="false"/>
         </w:rPr>
-        <w:t xml:space="preserve">2. FRAMEWORK FINAL DE AVALIAÇÃO DE USABILIDADE</w:t>
+        <w:t xml:space="preserve">2. FRAMEWORK FINAL DE AVALIAÇÃO HEURÍSTICA</w:t>
       </w:r>
       <w:bookmarkEnd w:id="1"/>
     </w:p>
     <w:p>
       <w:pPr>
+        <w:pBdr>
+          <w:left w:val="single" w:color="AAAAAA" w:sz="3"/>
+        </w:pBdr>
         <w:bidi w:val="false"/>
-        <w:spacing w:after="240" w:before="240" w:line="276"/>
-        <w:jc w:val="left"/>
+        <w:spacing w:after="240" w:before="240"/>
+        <w:ind w:left="720"/>
       </w:pPr>
       <w:r>
         <w:rPr>
+          <w:i/>
+          <w:iCs/>
           <w:color w:val="000000"/>
           <w:sz w:val="24"/>
           <w:szCs w:val="24"/>
           <w:rtl w:val="false"/>
         </w:rPr>
-        <w:t xml:space="preserve">Abaixo encontra-se a síntese da avaliação heurística. Conforme as instruções (Aula de 01/06), foram filtrados </w:t>
+        <w:t xml:space="preserve">Conforme as diretrizes da Aula 10 (Avaliação de Interfaces, 01/06), o relatório de inspeção lista </w:t>
       </w:r>
       <w:r>
         <w:rPr>
           <w:b/>
           <w:bCs/>
+          <w:i/>
+          <w:iCs/>
           <w:color w:val="000000"/>
           <w:sz w:val="24"/>
           <w:szCs w:val="24"/>
           <w:rtl w:val="false"/>
         </w:rPr>
-        <w:t xml:space="preserve">apenas os itens que apresentaram problemas / não foram atendidos</w:t>
-      </w:r>
-      <w:r>
-        <w:rPr>
+        <w:t xml:space="preserve">somente os problemas encontrados</w:t>
+      </w:r>
+      <w:r>
+        <w:rPr>
+          <w:i/>
+          <w:iCs/>
           <w:color w:val="000000"/>
           <w:sz w:val="24"/>
           <w:szCs w:val="24"/>
           <w:rtl w:val="false"/>
         </w:rPr>
-        <w:t xml:space="preserve">, descartando os pontos positivos para foco nas correções.</w:t>
-      </w:r>
+        <w:t xml:space="preserve"> — ou seja, os itens avaliados como </w:t>
+      </w:r>
+      <w:r>
+        <w:rPr>
+          <w:b/>
+          <w:bCs/>
+          <w:i/>
+          <w:iCs/>
+          <w:color w:val="000000"/>
+          <w:sz w:val="24"/>
+          <w:szCs w:val="24"/>
+          <w:rtl w:val="false"/>
+        </w:rPr>
+        <w:t xml:space="preserve">Não</w:t>
+      </w:r>
+      <w:r>
+        <w:rPr>
+          <w:i/>
+          <w:iCs/>
+          <w:color w:val="000000"/>
+          <w:sz w:val="24"/>
+          <w:szCs w:val="24"/>
+          <w:rtl w:val="false"/>
+        </w:rPr>
+        <w:t xml:space="preserve"> no checklist. Para cada problema, indica-se: local, descrição, diretriz violada, severidade, e frequência/impacto/persistência.</w:t>
+      </w:r>
+    </w:p>
+    <w:p>
+      <w:pPr>
+        <w:pStyle w:val="3"/>
+        <w:pStyle w:val="Heading3"/>
+        <w:bidi w:val="false"/>
+        <w:spacing w:after="120" w:before="240"/>
+      </w:pPr>
+      <w:bookmarkStart w:name="_Toc_Escala_de_Severidade_Nielsen_6" w:id="1"/>
+      <w:r>
+        <w:rPr>
+          <w:color w:val="000000"/>
+          <w:sz w:val="24"/>
+          <w:szCs w:val="24"/>
+          <w:rtl w:val="false"/>
+        </w:rPr>
+        <w:t xml:space="preserve">Escala de Severidade (Nielsen)</w:t>
+      </w:r>
+      <w:bookmarkEnd w:id="1"/>
+    </w:p>
+    <w:tbl>
+      <w:tblPr>
+        <w:tblW w:type="dxa" w:w="9746"/>
+        <w:tblBorders>
+          <w:top w:val="single" w:color="auto" w:sz="4"/>
+          <w:left w:val="single" w:color="auto" w:sz="4"/>
+          <w:bottom w:val="single" w:color="auto" w:sz="4"/>
+          <w:right w:val="single" w:color="auto" w:sz="4"/>
+          <w:insideH w:val="single" w:color="auto" w:sz="4"/>
+          <w:insideV w:val="single" w:color="auto" w:sz="4"/>
+        </w:tblBorders>
+        <w:tblLayout w:type="autofit"/>
+        <w:tblCellMar>
+          <w:top w:type="dxa" w:w="100"/>
+          <w:left w:type="dxa" w:w="100"/>
+          <w:bottom w:type="dxa" w:w="100"/>
+          <w:right w:type="dxa" w:w="100"/>
+        </w:tblCellMar>
+      </w:tblPr>
+      <w:tblGrid>
+        <w:gridCol w:w="100"/>
+        <w:gridCol w:w="100"/>
+      </w:tblGrid>
+      <w:tr>
+        <w:trPr>
+          <w:tblHeader/>
+        </w:trPr>
+        <w:tc>
+          <w:tcPr>
+            <w:shd w:fill="F2F2F2"/>
+          </w:tcPr>
+          <w:p>
+            <w:pPr>
+              <w:pStyle w:val="Strong"/>
+              <w:jc w:val="center"/>
+            </w:pPr>
+            <w:r>
+              <w:rPr>
+                <w:b/>
+                <w:bCs/>
+                <w:color w:val="000000"/>
+                <w:sz w:val="24"/>
+                <w:szCs w:val="24"/>
+                <w:rtl w:val="false"/>
+              </w:rPr>
+              <w:t xml:space="preserve">Grau</w:t>
+            </w:r>
+          </w:p>
+        </w:tc>
+        <w:tc>
+          <w:tcPr>
+            <w:shd w:fill="F2F2F2"/>
+          </w:tcPr>
+          <w:p>
+            <w:pPr>
+              <w:pStyle w:val="Strong"/>
+              <w:jc w:val="left"/>
+            </w:pPr>
+            <w:r>
+              <w:rPr>
+                <w:b/>
+                <w:bCs/>
+                <w:color w:val="000000"/>
+                <w:sz w:val="24"/>
+                <w:szCs w:val="24"/>
+                <w:rtl w:val="false"/>
+              </w:rPr>
+              <w:t xml:space="preserve">Significado</w:t>
+            </w:r>
+          </w:p>
+        </w:tc>
+      </w:tr>
+      <w:tr>
+        <w:tc>
+          <w:p>
+            <w:pPr>
+              <w:jc w:val="center"/>
+            </w:pPr>
+            <w:r>
+              <w:rPr>
+                <w:color w:val="000000"/>
+                <w:sz w:val="24"/>
+                <w:szCs w:val="24"/>
+                <w:rtl w:val="false"/>
+              </w:rPr>
+              <w:t xml:space="preserve">1</w:t>
+            </w:r>
+          </w:p>
+        </w:tc>
+        <w:tc>
+          <w:p>
+            <w:pPr>
+              <w:jc w:val="left"/>
+            </w:pPr>
+            <w:r>
+              <w:rPr>
+                <w:color w:val="000000"/>
+                <w:sz w:val="24"/>
+                <w:szCs w:val="24"/>
+                <w:rtl w:val="false"/>
+              </w:rPr>
+              <w:t xml:space="preserve">"Não concordo que seja um problema de usabilidade"</w:t>
+            </w:r>
+          </w:p>
+        </w:tc>
+      </w:tr>
+      <w:tr>
+        <w:tc>
+          <w:p>
+            <w:pPr>
+              <w:jc w:val="center"/>
+            </w:pPr>
+            <w:r>
+              <w:rPr>
+                <w:color w:val="000000"/>
+                <w:sz w:val="24"/>
+                <w:szCs w:val="24"/>
+                <w:rtl w:val="false"/>
+              </w:rPr>
+              <w:t xml:space="preserve">2</w:t>
+            </w:r>
+          </w:p>
+        </w:tc>
+        <w:tc>
+          <w:p>
+            <w:pPr>
+              <w:jc w:val="left"/>
+            </w:pPr>
+            <w:r>
+              <w:rPr>
+                <w:color w:val="000000"/>
+                <w:sz w:val="24"/>
+                <w:szCs w:val="24"/>
+                <w:rtl w:val="false"/>
+              </w:rPr>
+              <w:t xml:space="preserve">Problema cosmético — corrigir se sobrar tempo</w:t>
+            </w:r>
+          </w:p>
+        </w:tc>
+      </w:tr>
+      <w:tr>
+        <w:tc>
+          <w:p>
+            <w:pPr>
+              <w:jc w:val="center"/>
+            </w:pPr>
+            <w:r>
+              <w:rPr>
+                <w:color w:val="000000"/>
+                <w:sz w:val="24"/>
+                <w:szCs w:val="24"/>
+                <w:rtl w:val="false"/>
+              </w:rPr>
+              <w:t xml:space="preserve">3</w:t>
+            </w:r>
+          </w:p>
+        </w:tc>
+        <w:tc>
+          <w:p>
+            <w:pPr>
+              <w:jc w:val="left"/>
+            </w:pPr>
+            <w:r>
+              <w:rPr>
+                <w:color w:val="000000"/>
+                <w:sz w:val="24"/>
+                <w:szCs w:val="24"/>
+                <w:rtl w:val="false"/>
+              </w:rPr>
+              <w:t xml:space="preserve">Problema menor — prioridade baixa</w:t>
+            </w:r>
+          </w:p>
+        </w:tc>
+      </w:tr>
+      <w:tr>
+        <w:tc>
+          <w:p>
+            <w:pPr>
+              <w:jc w:val="center"/>
+            </w:pPr>
+            <w:r>
+              <w:rPr>
+                <w:color w:val="000000"/>
+                <w:sz w:val="24"/>
+                <w:szCs w:val="24"/>
+                <w:rtl w:val="false"/>
+              </w:rPr>
+              <w:t xml:space="preserve">4</w:t>
+            </w:r>
+          </w:p>
+        </w:tc>
+        <w:tc>
+          <w:p>
+            <w:pPr>
+              <w:jc w:val="left"/>
+            </w:pPr>
+            <w:r>
+              <w:rPr>
+                <w:color w:val="000000"/>
+                <w:sz w:val="24"/>
+                <w:szCs w:val="24"/>
+                <w:rtl w:val="false"/>
+              </w:rPr>
+              <w:t xml:space="preserve">Problema grave — alta prioridade</w:t>
+            </w:r>
+          </w:p>
+        </w:tc>
+      </w:tr>
+      <w:tr>
+        <w:tc>
+          <w:p>
+            <w:pPr>
+              <w:jc w:val="center"/>
+            </w:pPr>
+            <w:r>
+              <w:rPr>
+                <w:color w:val="000000"/>
+                <w:sz w:val="24"/>
+                <w:szCs w:val="24"/>
+                <w:rtl w:val="false"/>
+              </w:rPr>
+              <w:t xml:space="preserve">5</w:t>
+            </w:r>
+          </w:p>
+        </w:tc>
+        <w:tc>
+          <w:p>
+            <w:pPr>
+              <w:jc w:val="left"/>
+            </w:pPr>
+            <w:r>
+              <w:rPr>
+                <w:color w:val="000000"/>
+                <w:sz w:val="24"/>
+                <w:szCs w:val="24"/>
+                <w:rtl w:val="false"/>
+              </w:rPr>
+              <w:t xml:space="preserve">Catástrofe de usabilidade — correção imperativa</w:t>
+            </w:r>
+          </w:p>
+        </w:tc>
+      </w:tr>
+    </w:tbl>
+    <w:p>
+      <w:pPr>
+        <w:pStyle w:val="3"/>
+        <w:pStyle w:val="Heading3"/>
+        <w:bidi w:val="false"/>
+        <w:spacing w:after="120" w:before="240"/>
+      </w:pPr>
+      <w:bookmarkStart w:name="_Toc_Problemas_Encontrados_7" w:id="1"/>
+      <w:r>
+        <w:rPr>
+          <w:color w:val="000000"/>
+          <w:sz w:val="24"/>
+          <w:szCs w:val="24"/>
+          <w:rtl w:val="false"/>
+        </w:rPr>
+        <w:t xml:space="preserve">Problemas Encontrados</w:t>
+      </w:r>
+      <w:bookmarkEnd w:id="1"/>
     </w:p>
     <w:tbl>
       <w:tblPr>
@@ -891,6 +1853,9 @@
         <w:gridCol w:w="100"/>
         <w:gridCol w:w="100"/>
         <w:gridCol w:w="100"/>
+        <w:gridCol w:w="100"/>
+        <w:gridCol w:w="100"/>
+        <w:gridCol w:w="100"/>
       </w:tblGrid>
       <w:tr>
         <w:trPr>
@@ -903,18 +1868,18 @@
           <w:p>
             <w:pPr>
               <w:pStyle w:val="Strong"/>
-              <w:jc w:val="left"/>
-            </w:pPr>
-            <w:r>
-              <w:rPr>
-                <w:b/>
-                <w:bCs/>
-                <w:color w:val="000000"/>
-                <w:sz w:val="24"/>
-                <w:szCs w:val="24"/>
-                <w:rtl w:val="false"/>
-              </w:rPr>
-              <w:t xml:space="preserve">Heurística</w:t>
+              <w:jc w:val="center"/>
+            </w:pPr>
+            <w:r>
+              <w:rPr>
+                <w:b/>
+                <w:bCs/>
+                <w:color w:val="000000"/>
+                <w:sz w:val="24"/>
+                <w:szCs w:val="24"/>
+                <w:rtl w:val="false"/>
+              </w:rPr>
+              <w:t xml:space="preserve">#</w:t>
             </w:r>
           </w:p>
         </w:tc>
@@ -936,7 +1901,7 @@
                 <w:szCs w:val="24"/>
                 <w:rtl w:val="false"/>
               </w:rPr>
-              <w:t xml:space="preserve">Local</w:t>
+              <w:t xml:space="preserve">Heurística Violada</w:t>
             </w:r>
           </w:p>
         </w:tc>
@@ -958,7 +1923,7 @@
                 <w:szCs w:val="24"/>
                 <w:rtl w:val="false"/>
               </w:rPr>
-              <w:t xml:space="preserve">Comentários</w:t>
+              <w:t xml:space="preserve">Local no App</w:t>
             </w:r>
           </w:p>
         </w:tc>
@@ -980,7 +1945,7 @@
                 <w:szCs w:val="24"/>
                 <w:rtl w:val="false"/>
               </w:rPr>
-              <w:t xml:space="preserve">Frequencia / impacto / persistência</w:t>
+              <w:t xml:space="preserve">Descrição do Problema e Recomendação</w:t>
             </w:r>
           </w:p>
         </w:tc>
@@ -991,18 +1956,84 @@
           <w:p>
             <w:pPr>
               <w:pStyle w:val="Strong"/>
-              <w:jc w:val="left"/>
-            </w:pPr>
-            <w:r>
-              <w:rPr>
-                <w:b/>
-                <w:bCs/>
-                <w:color w:val="000000"/>
-                <w:sz w:val="24"/>
-                <w:szCs w:val="24"/>
-                <w:rtl w:val="false"/>
-              </w:rPr>
-              <w:t xml:space="preserve">Grau de severidade da heurística</w:t>
+              <w:jc w:val="center"/>
+            </w:pPr>
+            <w:r>
+              <w:rPr>
+                <w:b/>
+                <w:bCs/>
+                <w:color w:val="000000"/>
+                <w:sz w:val="24"/>
+                <w:szCs w:val="24"/>
+                <w:rtl w:val="false"/>
+              </w:rPr>
+              <w:t xml:space="preserve">Frequência</w:t>
+            </w:r>
+          </w:p>
+        </w:tc>
+        <w:tc>
+          <w:tcPr>
+            <w:shd w:fill="F2F2F2"/>
+          </w:tcPr>
+          <w:p>
+            <w:pPr>
+              <w:pStyle w:val="Strong"/>
+              <w:jc w:val="center"/>
+            </w:pPr>
+            <w:r>
+              <w:rPr>
+                <w:b/>
+                <w:bCs/>
+                <w:color w:val="000000"/>
+                <w:sz w:val="24"/>
+                <w:szCs w:val="24"/>
+                <w:rtl w:val="false"/>
+              </w:rPr>
+              <w:t xml:space="preserve">Impacto</w:t>
+            </w:r>
+          </w:p>
+        </w:tc>
+        <w:tc>
+          <w:tcPr>
+            <w:shd w:fill="F2F2F2"/>
+          </w:tcPr>
+          <w:p>
+            <w:pPr>
+              <w:pStyle w:val="Strong"/>
+              <w:jc w:val="center"/>
+            </w:pPr>
+            <w:r>
+              <w:rPr>
+                <w:b/>
+                <w:bCs/>
+                <w:color w:val="000000"/>
+                <w:sz w:val="24"/>
+                <w:szCs w:val="24"/>
+                <w:rtl w:val="false"/>
+              </w:rPr>
+              <w:t xml:space="preserve">Persistência</w:t>
+            </w:r>
+          </w:p>
+        </w:tc>
+        <w:tc>
+          <w:tcPr>
+            <w:shd w:fill="F2F2F2"/>
+          </w:tcPr>
+          <w:p>
+            <w:pPr>
+              <w:pStyle w:val="Strong"/>
+              <w:jc w:val="center"/>
+            </w:pPr>
+            <w:r>
+              <w:rPr>
+                <w:b/>
+                <w:bCs/>
+                <w:color w:val="000000"/>
+                <w:sz w:val="24"/>
+                <w:szCs w:val="24"/>
+                <w:rtl w:val="false"/>
+              </w:rPr>
+              <w:t xml:space="preserve">Grau de Severidade</w:t>
             </w:r>
           </w:p>
         </w:tc>
@@ -1011,34 +2042,50 @@
         <w:tc>
           <w:p>
             <w:pPr>
-              <w:jc w:val="left"/>
-            </w:pPr>
-            <w:r>
-              <w:rPr>
-                <w:b/>
-                <w:bCs/>
-                <w:color w:val="000000"/>
-                <w:sz w:val="24"/>
-                <w:szCs w:val="24"/>
-                <w:rtl w:val="false"/>
-              </w:rPr>
-              <w:t xml:space="preserve">Visibilidade do status do sistema</w:t>
-            </w:r>
-          </w:p>
-        </w:tc>
-        <w:tc>
-          <w:p>
-            <w:pPr>
-              <w:jc w:val="left"/>
-            </w:pPr>
-            <w:r>
-              <w:rPr>
-                <w:color w:val="000000"/>
-                <w:sz w:val="24"/>
-                <w:szCs w:val="24"/>
-                <w:rtl w:val="false"/>
-              </w:rPr>
-              <w:t xml:space="preserve">Tela de Avaliação</w:t>
+              <w:jc w:val="center"/>
+            </w:pPr>
+            <w:r>
+              <w:rPr>
+                <w:color w:val="000000"/>
+                <w:sz w:val="24"/>
+                <w:szCs w:val="24"/>
+                <w:rtl w:val="false"/>
+              </w:rPr>
+              <w:t xml:space="preserve">1</w:t>
+            </w:r>
+          </w:p>
+        </w:tc>
+        <w:tc>
+          <w:p>
+            <w:pPr>
+              <w:jc w:val="left"/>
+            </w:pPr>
+            <w:r>
+              <w:rPr>
+                <w:b/>
+                <w:bCs/>
+                <w:color w:val="000000"/>
+                <w:sz w:val="24"/>
+                <w:szCs w:val="24"/>
+                <w:rtl w:val="false"/>
+              </w:rPr>
+              <w:t xml:space="preserve">H1 – Visibilidade do Status do Sistema</w:t>
+            </w:r>
+          </w:p>
+        </w:tc>
+        <w:tc>
+          <w:p>
+            <w:pPr>
+              <w:jc w:val="left"/>
+            </w:pPr>
+            <w:r>
+              <w:rPr>
+                <w:color w:val="000000"/>
+                <w:sz w:val="24"/>
+                <w:szCs w:val="24"/>
+                <w:rtl w:val="false"/>
+              </w:rPr>
+              <w:t xml:space="preserve">Tela de Avaliação (envio do formulário)</w:t>
             </w:r>
           </w:p>
         </w:tc>
@@ -1065,7 +2112,7 @@
                 <w:szCs w:val="24"/>
                 <w:rtl w:val="false"/>
               </w:rPr>
-              <w:t xml:space="preserve"> Falta de feedback visual imediato ao enviar um formulário em áreas offline.</w:t>
+              <w:t xml:space="preserve"> Não há feedback visual (spinner ou mensagem) durante o envio do formulário, deixando o usuário sem saber se a ação foi concluída, especialmente em conexões lentas.</w:t>
             </w:r>
             <w:r>
               <w:rPr>
@@ -1078,15 +2125,6 @@
             </w:r>
             <w:r>
               <w:rPr>
-                <w:color w:val="000000"/>
-                <w:sz w:val="24"/>
-                <w:szCs w:val="24"/>
-                <w:rtl w:val="false"/>
-              </w:rPr>
-              <w:t xml:space="preserve">&lt;br&gt;</w:t>
-            </w:r>
-            <w:r>
-              <w:rPr>
                 <w:b/>
                 <w:bCs/>
                 <w:color w:val="000000"/>
@@ -1103,102 +2141,67 @@
                 <w:szCs w:val="24"/>
                 <w:rtl w:val="false"/>
               </w:rPr>
-              <w:t xml:space="preserve"> Implementar spinner e toast message.</w:t>
-            </w:r>
-          </w:p>
-        </w:tc>
-        <w:tc>
-          <w:p>
-            <w:pPr>
-              <w:jc w:val="left"/>
-            </w:pPr>
-            <w:r>
-              <w:rPr>
-                <w:b/>
-                <w:bCs/>
-                <w:color w:val="000000"/>
-                <w:sz w:val="24"/>
-                <w:szCs w:val="24"/>
-                <w:rtl w:val="false"/>
-              </w:rPr>
-              <w:t xml:space="preserve">Freq:</w:t>
-            </w:r>
-            <w:r>
-              <w:rPr>
-                <w:color w:val="000000"/>
-                <w:sz w:val="24"/>
-                <w:szCs w:val="24"/>
-                <w:rtl w:val="false"/>
-              </w:rPr>
-              <w:t xml:space="preserve"> Baixa</w:t>
-            </w:r>
-            <w:r>
-              <w:rPr>
-                <w:color w:val="000000"/>
-                <w:sz w:val="24"/>
-                <w:szCs w:val="24"/>
-                <w:rtl w:val="false"/>
-              </w:rPr>
-              <w:t xml:space="preserve">&lt;br&gt;</w:t>
-            </w:r>
-            <w:r>
-              <w:rPr>
-                <w:b/>
-                <w:bCs/>
-                <w:color w:val="000000"/>
-                <w:sz w:val="24"/>
-                <w:szCs w:val="24"/>
-                <w:rtl w:val="false"/>
-              </w:rPr>
-              <w:t xml:space="preserve">Imp:</w:t>
-            </w:r>
-            <w:r>
-              <w:rPr>
-                <w:color w:val="000000"/>
-                <w:sz w:val="24"/>
-                <w:szCs w:val="24"/>
-                <w:rtl w:val="false"/>
-              </w:rPr>
-              <w:t xml:space="preserve"> Alto</w:t>
-            </w:r>
-            <w:r>
-              <w:rPr>
-                <w:color w:val="000000"/>
-                <w:sz w:val="24"/>
-                <w:szCs w:val="24"/>
-                <w:rtl w:val="false"/>
-              </w:rPr>
-              <w:t xml:space="preserve">&lt;br&gt;</w:t>
-            </w:r>
-            <w:r>
-              <w:rPr>
-                <w:b/>
-                <w:bCs/>
-                <w:color w:val="000000"/>
-                <w:sz w:val="24"/>
-                <w:szCs w:val="24"/>
-                <w:rtl w:val="false"/>
-              </w:rPr>
-              <w:t xml:space="preserve">Pers:</w:t>
-            </w:r>
-            <w:r>
-              <w:rPr>
-                <w:color w:val="000000"/>
-                <w:sz w:val="24"/>
-                <w:szCs w:val="24"/>
-                <w:rtl w:val="false"/>
-              </w:rPr>
-              <w:t xml:space="preserve"> Alta</w:t>
-            </w:r>
-          </w:p>
-        </w:tc>
-        <w:tc>
-          <w:p>
-            <w:pPr>
-              <w:jc w:val="left"/>
-            </w:pPr>
-            <w:r>
-              <w:rPr>
+              <w:t xml:space="preserve"> Adicionar indicador de carregamento e mensagem de sucesso/erro após o envio.</w:t>
+            </w:r>
+          </w:p>
+        </w:tc>
+        <w:tc>
+          <w:p>
+            <w:pPr>
+              <w:jc w:val="center"/>
+            </w:pPr>
+            <w:r>
+              <w:rPr>
+                <w:color w:val="000000"/>
+                <w:sz w:val="24"/>
+                <w:szCs w:val="24"/>
+                <w:rtl w:val="false"/>
+              </w:rPr>
+              <w:t xml:space="preserve">Baixa</w:t>
+            </w:r>
+          </w:p>
+        </w:tc>
+        <w:tc>
+          <w:p>
+            <w:pPr>
+              <w:jc w:val="center"/>
+            </w:pPr>
+            <w:r>
+              <w:rPr>
+                <w:color w:val="000000"/>
+                <w:sz w:val="24"/>
+                <w:szCs w:val="24"/>
+                <w:rtl w:val="false"/>
+              </w:rPr>
+              <w:t xml:space="preserve">Alto</w:t>
+            </w:r>
+          </w:p>
+        </w:tc>
+        <w:tc>
+          <w:p>
+            <w:pPr>
+              <w:jc w:val="center"/>
+            </w:pPr>
+            <w:r>
+              <w:rPr>
+                <w:color w:val="000000"/>
+                <w:sz w:val="24"/>
+                <w:szCs w:val="24"/>
+                <w:rtl w:val="false"/>
+              </w:rPr>
+              <w:t xml:space="preserve">Alta</w:t>
+            </w:r>
+          </w:p>
+        </w:tc>
+        <w:tc>
+          <w:p>
+            <w:pPr>
+              <w:jc w:val="center"/>
+            </w:pPr>
+            <w:r>
+              <w:rPr>
+                <w:b/>
+                <w:bCs/>
                 <w:color w:val="000000"/>
                 <w:sz w:val="24"/>
                 <w:szCs w:val="24"/>
@@ -1213,34 +2216,50 @@
         <w:tc>
           <w:p>
             <w:pPr>
-              <w:jc w:val="left"/>
-            </w:pPr>
-            <w:r>
-              <w:rPr>
-                <w:b/>
-                <w:bCs/>
-                <w:color w:val="000000"/>
-                <w:sz w:val="24"/>
-                <w:szCs w:val="24"/>
-                <w:rtl w:val="false"/>
-              </w:rPr>
-              <w:t xml:space="preserve">Compatibilidade do sistema com o mundo real</w:t>
-            </w:r>
-          </w:p>
-        </w:tc>
-        <w:tc>
-          <w:p>
-            <w:pPr>
-              <w:jc w:val="left"/>
-            </w:pPr>
-            <w:r>
-              <w:rPr>
-                <w:color w:val="000000"/>
-                <w:sz w:val="24"/>
-                <w:szCs w:val="24"/>
-                <w:rtl w:val="false"/>
-              </w:rPr>
-              <w:t xml:space="preserve">Cadastro de Local</w:t>
+              <w:jc w:val="center"/>
+            </w:pPr>
+            <w:r>
+              <w:rPr>
+                <w:color w:val="000000"/>
+                <w:sz w:val="24"/>
+                <w:szCs w:val="24"/>
+                <w:rtl w:val="false"/>
+              </w:rPr>
+              <w:t xml:space="preserve">2</w:t>
+            </w:r>
+          </w:p>
+        </w:tc>
+        <w:tc>
+          <w:p>
+            <w:pPr>
+              <w:jc w:val="left"/>
+            </w:pPr>
+            <w:r>
+              <w:rPr>
+                <w:b/>
+                <w:bCs/>
+                <w:color w:val="000000"/>
+                <w:sz w:val="24"/>
+                <w:szCs w:val="24"/>
+                <w:rtl w:val="false"/>
+              </w:rPr>
+              <w:t xml:space="preserve">H2 – Correspondência com o Mundo Real</w:t>
+            </w:r>
+          </w:p>
+        </w:tc>
+        <w:tc>
+          <w:p>
+            <w:pPr>
+              <w:jc w:val="left"/>
+            </w:pPr>
+            <w:r>
+              <w:rPr>
+                <w:color w:val="000000"/>
+                <w:sz w:val="24"/>
+                <w:szCs w:val="24"/>
+                <w:rtl w:val="false"/>
+              </w:rPr>
+              <w:t xml:space="preserve">Formulário de Avaliação</w:t>
             </w:r>
           </w:p>
         </w:tc>
@@ -1267,7 +2286,7 @@
                 <w:szCs w:val="24"/>
                 <w:rtl w:val="false"/>
               </w:rPr>
-              <w:t xml:space="preserve"> O termo "Latitude/Longitude" é técnico demais para usuários comuns.</w:t>
+              <w:t xml:space="preserve"> O campo de coordenadas do local usa termos técnicos ("Latitude/Longitude") que não fazem parte do vocabulário de usuários comuns, especialmente idosos e PcD.</w:t>
             </w:r>
             <w:r>
               <w:rPr>
@@ -1280,15 +2299,6 @@
             </w:r>
             <w:r>
               <w:rPr>
-                <w:color w:val="000000"/>
-                <w:sz w:val="24"/>
-                <w:szCs w:val="24"/>
-                <w:rtl w:val="false"/>
-              </w:rPr>
-              <w:t xml:space="preserve">&lt;br&gt;</w:t>
-            </w:r>
-            <w:r>
-              <w:rPr>
                 <w:b/>
                 <w:bCs/>
                 <w:color w:val="000000"/>
@@ -1305,102 +2315,67 @@
                 <w:szCs w:val="24"/>
                 <w:rtl w:val="false"/>
               </w:rPr>
-              <w:t xml:space="preserve"> Substituir por "Localização no Mapa".</w:t>
-            </w:r>
-          </w:p>
-        </w:tc>
-        <w:tc>
-          <w:p>
-            <w:pPr>
-              <w:jc w:val="left"/>
-            </w:pPr>
-            <w:r>
-              <w:rPr>
-                <w:b/>
-                <w:bCs/>
-                <w:color w:val="000000"/>
-                <w:sz w:val="24"/>
-                <w:szCs w:val="24"/>
-                <w:rtl w:val="false"/>
-              </w:rPr>
-              <w:t xml:space="preserve">Freq:</w:t>
-            </w:r>
-            <w:r>
-              <w:rPr>
-                <w:color w:val="000000"/>
-                <w:sz w:val="24"/>
-                <w:szCs w:val="24"/>
-                <w:rtl w:val="false"/>
-              </w:rPr>
-              <w:t xml:space="preserve"> Alta</w:t>
-            </w:r>
-            <w:r>
-              <w:rPr>
-                <w:color w:val="000000"/>
-                <w:sz w:val="24"/>
-                <w:szCs w:val="24"/>
-                <w:rtl w:val="false"/>
-              </w:rPr>
-              <w:t xml:space="preserve">&lt;br&gt;</w:t>
-            </w:r>
-            <w:r>
-              <w:rPr>
-                <w:b/>
-                <w:bCs/>
-                <w:color w:val="000000"/>
-                <w:sz w:val="24"/>
-                <w:szCs w:val="24"/>
-                <w:rtl w:val="false"/>
-              </w:rPr>
-              <w:t xml:space="preserve">Imp:</w:t>
-            </w:r>
-            <w:r>
-              <w:rPr>
-                <w:color w:val="000000"/>
-                <w:sz w:val="24"/>
-                <w:szCs w:val="24"/>
-                <w:rtl w:val="false"/>
-              </w:rPr>
-              <w:t xml:space="preserve"> Médio</w:t>
-            </w:r>
-            <w:r>
-              <w:rPr>
-                <w:color w:val="000000"/>
-                <w:sz w:val="24"/>
-                <w:szCs w:val="24"/>
-                <w:rtl w:val="false"/>
-              </w:rPr>
-              <w:t xml:space="preserve">&lt;br&gt;</w:t>
-            </w:r>
-            <w:r>
-              <w:rPr>
-                <w:b/>
-                <w:bCs/>
-                <w:color w:val="000000"/>
-                <w:sz w:val="24"/>
-                <w:szCs w:val="24"/>
-                <w:rtl w:val="false"/>
-              </w:rPr>
-              <w:t xml:space="preserve">Pers:</w:t>
-            </w:r>
-            <w:r>
-              <w:rPr>
-                <w:color w:val="000000"/>
-                <w:sz w:val="24"/>
-                <w:szCs w:val="24"/>
-                <w:rtl w:val="false"/>
-              </w:rPr>
-              <w:t xml:space="preserve"> Nenhuma</w:t>
-            </w:r>
-          </w:p>
-        </w:tc>
-        <w:tc>
-          <w:p>
-            <w:pPr>
-              <w:jc w:val="left"/>
-            </w:pPr>
-            <w:r>
-              <w:rPr>
+              <w:t xml:space="preserve"> Substituir por "Localização no Mapa" com um botão de captura automática pelo GPS.</w:t>
+            </w:r>
+          </w:p>
+        </w:tc>
+        <w:tc>
+          <w:p>
+            <w:pPr>
+              <w:jc w:val="center"/>
+            </w:pPr>
+            <w:r>
+              <w:rPr>
+                <w:color w:val="000000"/>
+                <w:sz w:val="24"/>
+                <w:szCs w:val="24"/>
+                <w:rtl w:val="false"/>
+              </w:rPr>
+              <w:t xml:space="preserve">Alta</w:t>
+            </w:r>
+          </w:p>
+        </w:tc>
+        <w:tc>
+          <w:p>
+            <w:pPr>
+              <w:jc w:val="center"/>
+            </w:pPr>
+            <w:r>
+              <w:rPr>
+                <w:color w:val="000000"/>
+                <w:sz w:val="24"/>
+                <w:szCs w:val="24"/>
+                <w:rtl w:val="false"/>
+              </w:rPr>
+              <w:t xml:space="preserve">Médio</w:t>
+            </w:r>
+          </w:p>
+        </w:tc>
+        <w:tc>
+          <w:p>
+            <w:pPr>
+              <w:jc w:val="center"/>
+            </w:pPr>
+            <w:r>
+              <w:rPr>
+                <w:color w:val="000000"/>
+                <w:sz w:val="24"/>
+                <w:szCs w:val="24"/>
+                <w:rtl w:val="false"/>
+              </w:rPr>
+              <w:t xml:space="preserve">Nenhuma</w:t>
+            </w:r>
+          </w:p>
+        </w:tc>
+        <w:tc>
+          <w:p>
+            <w:pPr>
+              <w:jc w:val="center"/>
+            </w:pPr>
+            <w:r>
+              <w:rPr>
+                <w:b/>
+                <w:bCs/>
                 <w:color w:val="000000"/>
                 <w:sz w:val="24"/>
                 <w:szCs w:val="24"/>
@@ -1415,34 +2390,50 @@
         <w:tc>
           <w:p>
             <w:pPr>
-              <w:jc w:val="left"/>
-            </w:pPr>
-            <w:r>
-              <w:rPr>
-                <w:b/>
-                <w:bCs/>
-                <w:color w:val="000000"/>
-                <w:sz w:val="24"/>
-                <w:szCs w:val="24"/>
-                <w:rtl w:val="false"/>
-              </w:rPr>
-              <w:t xml:space="preserve">Controle do usuário e liberdade</w:t>
-            </w:r>
-          </w:p>
-        </w:tc>
-        <w:tc>
-          <w:p>
-            <w:pPr>
-              <w:jc w:val="left"/>
-            </w:pPr>
-            <w:r>
-              <w:rPr>
-                <w:color w:val="000000"/>
-                <w:sz w:val="24"/>
-                <w:szCs w:val="24"/>
-                <w:rtl w:val="false"/>
-              </w:rPr>
-              <w:t xml:space="preserve">Envio de Avaliação</w:t>
+              <w:jc w:val="center"/>
+            </w:pPr>
+            <w:r>
+              <w:rPr>
+                <w:color w:val="000000"/>
+                <w:sz w:val="24"/>
+                <w:szCs w:val="24"/>
+                <w:rtl w:val="false"/>
+              </w:rPr>
+              <w:t xml:space="preserve">3</w:t>
+            </w:r>
+          </w:p>
+        </w:tc>
+        <w:tc>
+          <w:p>
+            <w:pPr>
+              <w:jc w:val="left"/>
+            </w:pPr>
+            <w:r>
+              <w:rPr>
+                <w:b/>
+                <w:bCs/>
+                <w:color w:val="000000"/>
+                <w:sz w:val="24"/>
+                <w:szCs w:val="24"/>
+                <w:rtl w:val="false"/>
+              </w:rPr>
+              <w:t xml:space="preserve">H3 – Controle do Usuário e Liberdade</w:t>
+            </w:r>
+          </w:p>
+        </w:tc>
+        <w:tc>
+          <w:p>
+            <w:pPr>
+              <w:jc w:val="left"/>
+            </w:pPr>
+            <w:r>
+              <w:rPr>
+                <w:color w:val="000000"/>
+                <w:sz w:val="24"/>
+                <w:szCs w:val="24"/>
+                <w:rtl w:val="false"/>
+              </w:rPr>
+              <w:t xml:space="preserve">Formulário de Avaliação (botão enviar)</w:t>
             </w:r>
           </w:p>
         </w:tc>
@@ -1469,7 +2460,7 @@
                 <w:szCs w:val="24"/>
                 <w:rtl w:val="false"/>
               </w:rPr>
-              <w:t xml:space="preserve"> Não há opção clara para cancelar ou desfazer o envio de uma avaliação (clique acidental).</w:t>
+              <w:t xml:space="preserve"> Não há opção de cancelar ou voltar após iniciar o envio do formulário. Um toque acidental no botão "Enviar" não pode ser desfeito.</w:t>
             </w:r>
             <w:r>
               <w:rPr>
@@ -1482,15 +2473,6 @@
             </w:r>
             <w:r>
               <w:rPr>
-                <w:color w:val="000000"/>
-                <w:sz w:val="24"/>
-                <w:szCs w:val="24"/>
-                <w:rtl w:val="false"/>
-              </w:rPr>
-              <w:t xml:space="preserve">&lt;br&gt;</w:t>
-            </w:r>
-            <w:r>
-              <w:rPr>
                 <w:b/>
                 <w:bCs/>
                 <w:color w:val="000000"/>
@@ -1507,102 +2489,67 @@
                 <w:szCs w:val="24"/>
                 <w:rtl w:val="false"/>
               </w:rPr>
-              <w:t xml:space="preserve"> Adicionar botão "Cancelar".</w:t>
-            </w:r>
-          </w:p>
-        </w:tc>
-        <w:tc>
-          <w:p>
-            <w:pPr>
-              <w:jc w:val="left"/>
-            </w:pPr>
-            <w:r>
-              <w:rPr>
-                <w:b/>
-                <w:bCs/>
-                <w:color w:val="000000"/>
-                <w:sz w:val="24"/>
-                <w:szCs w:val="24"/>
-                <w:rtl w:val="false"/>
-              </w:rPr>
-              <w:t xml:space="preserve">Freq:</w:t>
-            </w:r>
-            <w:r>
-              <w:rPr>
-                <w:color w:val="000000"/>
-                <w:sz w:val="24"/>
-                <w:szCs w:val="24"/>
-                <w:rtl w:val="false"/>
-              </w:rPr>
-              <w:t xml:space="preserve"> Baixa</w:t>
-            </w:r>
-            <w:r>
-              <w:rPr>
-                <w:color w:val="000000"/>
-                <w:sz w:val="24"/>
-                <w:szCs w:val="24"/>
-                <w:rtl w:val="false"/>
-              </w:rPr>
-              <w:t xml:space="preserve">&lt;br&gt;</w:t>
-            </w:r>
-            <w:r>
-              <w:rPr>
-                <w:b/>
-                <w:bCs/>
-                <w:color w:val="000000"/>
-                <w:sz w:val="24"/>
-                <w:szCs w:val="24"/>
-                <w:rtl w:val="false"/>
-              </w:rPr>
-              <w:t xml:space="preserve">Imp:</w:t>
-            </w:r>
-            <w:r>
-              <w:rPr>
-                <w:color w:val="000000"/>
-                <w:sz w:val="24"/>
-                <w:szCs w:val="24"/>
-                <w:rtl w:val="false"/>
-              </w:rPr>
-              <w:t xml:space="preserve"> Alto</w:t>
-            </w:r>
-            <w:r>
-              <w:rPr>
-                <w:color w:val="000000"/>
-                <w:sz w:val="24"/>
-                <w:szCs w:val="24"/>
-                <w:rtl w:val="false"/>
-              </w:rPr>
-              <w:t xml:space="preserve">&lt;br&gt;</w:t>
-            </w:r>
-            <w:r>
-              <w:rPr>
-                <w:b/>
-                <w:bCs/>
-                <w:color w:val="000000"/>
-                <w:sz w:val="24"/>
-                <w:szCs w:val="24"/>
-                <w:rtl w:val="false"/>
-              </w:rPr>
-              <w:t xml:space="preserve">Pers:</w:t>
-            </w:r>
-            <w:r>
-              <w:rPr>
-                <w:color w:val="000000"/>
-                <w:sz w:val="24"/>
-                <w:szCs w:val="24"/>
-                <w:rtl w:val="false"/>
-              </w:rPr>
-              <w:t xml:space="preserve"> Nenhuma</w:t>
-            </w:r>
-          </w:p>
-        </w:tc>
-        <w:tc>
-          <w:p>
-            <w:pPr>
-              <w:jc w:val="left"/>
-            </w:pPr>
-            <w:r>
-              <w:rPr>
+              <w:t xml:space="preserve"> Adicionar diálogo de confirmação "Tem certeza que deseja enviar?" com opção "Cancelar".</w:t>
+            </w:r>
+          </w:p>
+        </w:tc>
+        <w:tc>
+          <w:p>
+            <w:pPr>
+              <w:jc w:val="center"/>
+            </w:pPr>
+            <w:r>
+              <w:rPr>
+                <w:color w:val="000000"/>
+                <w:sz w:val="24"/>
+                <w:szCs w:val="24"/>
+                <w:rtl w:val="false"/>
+              </w:rPr>
+              <w:t xml:space="preserve">Baixa</w:t>
+            </w:r>
+          </w:p>
+        </w:tc>
+        <w:tc>
+          <w:p>
+            <w:pPr>
+              <w:jc w:val="center"/>
+            </w:pPr>
+            <w:r>
+              <w:rPr>
+                <w:color w:val="000000"/>
+                <w:sz w:val="24"/>
+                <w:szCs w:val="24"/>
+                <w:rtl w:val="false"/>
+              </w:rPr>
+              <w:t xml:space="preserve">Alto</w:t>
+            </w:r>
+          </w:p>
+        </w:tc>
+        <w:tc>
+          <w:p>
+            <w:pPr>
+              <w:jc w:val="center"/>
+            </w:pPr>
+            <w:r>
+              <w:rPr>
+                <w:color w:val="000000"/>
+                <w:sz w:val="24"/>
+                <w:szCs w:val="24"/>
+                <w:rtl w:val="false"/>
+              </w:rPr>
+              <w:t xml:space="preserve">Nenhuma</w:t>
+            </w:r>
+          </w:p>
+        </w:tc>
+        <w:tc>
+          <w:p>
+            <w:pPr>
+              <w:jc w:val="center"/>
+            </w:pPr>
+            <w:r>
+              <w:rPr>
+                <w:b/>
+                <w:bCs/>
                 <w:color w:val="000000"/>
                 <w:sz w:val="24"/>
                 <w:szCs w:val="24"/>
@@ -1617,34 +2564,50 @@
         <w:tc>
           <w:p>
             <w:pPr>
-              <w:jc w:val="left"/>
-            </w:pPr>
-            <w:r>
-              <w:rPr>
-                <w:b/>
-                <w:bCs/>
-                <w:color w:val="000000"/>
-                <w:sz w:val="24"/>
-                <w:szCs w:val="24"/>
-                <w:rtl w:val="false"/>
-              </w:rPr>
-              <w:t xml:space="preserve">Consistência e padrões</w:t>
-            </w:r>
-          </w:p>
-        </w:tc>
-        <w:tc>
-          <w:p>
-            <w:pPr>
-              <w:jc w:val="left"/>
-            </w:pPr>
-            <w:r>
-              <w:rPr>
-                <w:color w:val="000000"/>
-                <w:sz w:val="24"/>
-                <w:szCs w:val="24"/>
-                <w:rtl w:val="false"/>
-              </w:rPr>
-              <w:t xml:space="preserve">Telas diversas</w:t>
+              <w:jc w:val="center"/>
+            </w:pPr>
+            <w:r>
+              <w:rPr>
+                <w:color w:val="000000"/>
+                <w:sz w:val="24"/>
+                <w:szCs w:val="24"/>
+                <w:rtl w:val="false"/>
+              </w:rPr>
+              <w:t xml:space="preserve">4</w:t>
+            </w:r>
+          </w:p>
+        </w:tc>
+        <w:tc>
+          <w:p>
+            <w:pPr>
+              <w:jc w:val="left"/>
+            </w:pPr>
+            <w:r>
+              <w:rPr>
+                <w:b/>
+                <w:bCs/>
+                <w:color w:val="000000"/>
+                <w:sz w:val="24"/>
+                <w:szCs w:val="24"/>
+                <w:rtl w:val="false"/>
+              </w:rPr>
+              <w:t xml:space="preserve">H4 – Consistência e Padrões</w:t>
+            </w:r>
+          </w:p>
+        </w:tc>
+        <w:tc>
+          <w:p>
+            <w:pPr>
+              <w:jc w:val="left"/>
+            </w:pPr>
+            <w:r>
+              <w:rPr>
+                <w:color w:val="000000"/>
+                <w:sz w:val="24"/>
+                <w:szCs w:val="24"/>
+                <w:rtl w:val="false"/>
+              </w:rPr>
+              <w:t xml:space="preserve">Diversas telas</w:t>
             </w:r>
           </w:p>
         </w:tc>
@@ -1671,7 +2634,7 @@
                 <w:szCs w:val="24"/>
                 <w:rtl w:val="false"/>
               </w:rPr>
-              <w:t xml:space="preserve"> Inconsistência nos ícones de voltar (algumas telas usam seta &lt;-, outras usam X).</w:t>
+              <w:t xml:space="preserve"> O ícone de "voltar" não é consistente entre as telas: algumas usam seta (←) e outras usam X, gerando confusão sobre o comportamento esperado.</w:t>
             </w:r>
             <w:r>
               <w:rPr>
@@ -1684,15 +2647,6 @@
             </w:r>
             <w:r>
               <w:rPr>
-                <w:color w:val="000000"/>
-                <w:sz w:val="24"/>
-                <w:szCs w:val="24"/>
-                <w:rtl w:val="false"/>
-              </w:rPr>
-              <w:t xml:space="preserve">&lt;br&gt;</w:t>
-            </w:r>
-            <w:r>
-              <w:rPr>
                 <w:b/>
                 <w:bCs/>
                 <w:color w:val="000000"/>
@@ -1709,102 +2663,67 @@
                 <w:szCs w:val="24"/>
                 <w:rtl w:val="false"/>
               </w:rPr>
-              <w:t xml:space="preserve"> Padronizar iconografia de retorno.</w:t>
-            </w:r>
-          </w:p>
-        </w:tc>
-        <w:tc>
-          <w:p>
-            <w:pPr>
-              <w:jc w:val="left"/>
-            </w:pPr>
-            <w:r>
-              <w:rPr>
-                <w:b/>
-                <w:bCs/>
-                <w:color w:val="000000"/>
-                <w:sz w:val="24"/>
-                <w:szCs w:val="24"/>
-                <w:rtl w:val="false"/>
-              </w:rPr>
-              <w:t xml:space="preserve">Freq:</w:t>
-            </w:r>
-            <w:r>
-              <w:rPr>
-                <w:color w:val="000000"/>
-                <w:sz w:val="24"/>
-                <w:szCs w:val="24"/>
-                <w:rtl w:val="false"/>
-              </w:rPr>
-              <w:t xml:space="preserve"> Alta</w:t>
-            </w:r>
-            <w:r>
-              <w:rPr>
-                <w:color w:val="000000"/>
-                <w:sz w:val="24"/>
-                <w:szCs w:val="24"/>
-                <w:rtl w:val="false"/>
-              </w:rPr>
-              <w:t xml:space="preserve">&lt;br&gt;</w:t>
-            </w:r>
-            <w:r>
-              <w:rPr>
-                <w:b/>
-                <w:bCs/>
-                <w:color w:val="000000"/>
-                <w:sz w:val="24"/>
-                <w:szCs w:val="24"/>
-                <w:rtl w:val="false"/>
-              </w:rPr>
-              <w:t xml:space="preserve">Imp:</w:t>
-            </w:r>
-            <w:r>
-              <w:rPr>
-                <w:color w:val="000000"/>
-                <w:sz w:val="24"/>
-                <w:szCs w:val="24"/>
-                <w:rtl w:val="false"/>
-              </w:rPr>
-              <w:t xml:space="preserve"> Baixo</w:t>
-            </w:r>
-            <w:r>
-              <w:rPr>
-                <w:color w:val="000000"/>
-                <w:sz w:val="24"/>
-                <w:szCs w:val="24"/>
-                <w:rtl w:val="false"/>
-              </w:rPr>
-              <w:t xml:space="preserve">&lt;br&gt;</w:t>
-            </w:r>
-            <w:r>
-              <w:rPr>
-                <w:b/>
-                <w:bCs/>
-                <w:color w:val="000000"/>
-                <w:sz w:val="24"/>
-                <w:szCs w:val="24"/>
-                <w:rtl w:val="false"/>
-              </w:rPr>
-              <w:t xml:space="preserve">Pers:</w:t>
-            </w:r>
-            <w:r>
-              <w:rPr>
-                <w:color w:val="000000"/>
-                <w:sz w:val="24"/>
-                <w:szCs w:val="24"/>
-                <w:rtl w:val="false"/>
-              </w:rPr>
-              <w:t xml:space="preserve"> Nenhuma</w:t>
-            </w:r>
-          </w:p>
-        </w:tc>
-        <w:tc>
-          <w:p>
-            <w:pPr>
-              <w:jc w:val="left"/>
-            </w:pPr>
-            <w:r>
-              <w:rPr>
+              <w:t xml:space="preserve"> Padronizar o ícone de retorno em todo o aplicativo usando seta (←) conforme padrão Android/iOS.</w:t>
+            </w:r>
+          </w:p>
+        </w:tc>
+        <w:tc>
+          <w:p>
+            <w:pPr>
+              <w:jc w:val="center"/>
+            </w:pPr>
+            <w:r>
+              <w:rPr>
+                <w:color w:val="000000"/>
+                <w:sz w:val="24"/>
+                <w:szCs w:val="24"/>
+                <w:rtl w:val="false"/>
+              </w:rPr>
+              <w:t xml:space="preserve">Alta</w:t>
+            </w:r>
+          </w:p>
+        </w:tc>
+        <w:tc>
+          <w:p>
+            <w:pPr>
+              <w:jc w:val="center"/>
+            </w:pPr>
+            <w:r>
+              <w:rPr>
+                <w:color w:val="000000"/>
+                <w:sz w:val="24"/>
+                <w:szCs w:val="24"/>
+                <w:rtl w:val="false"/>
+              </w:rPr>
+              <w:t xml:space="preserve">Baixo</w:t>
+            </w:r>
+          </w:p>
+        </w:tc>
+        <w:tc>
+          <w:p>
+            <w:pPr>
+              <w:jc w:val="center"/>
+            </w:pPr>
+            <w:r>
+              <w:rPr>
+                <w:color w:val="000000"/>
+                <w:sz w:val="24"/>
+                <w:szCs w:val="24"/>
+                <w:rtl w:val="false"/>
+              </w:rPr>
+              <w:t xml:space="preserve">Nenhuma</w:t>
+            </w:r>
+          </w:p>
+        </w:tc>
+        <w:tc>
+          <w:p>
+            <w:pPr>
+              <w:jc w:val="center"/>
+            </w:pPr>
+            <w:r>
+              <w:rPr>
+                <w:b/>
+                <w:bCs/>
                 <w:color w:val="000000"/>
                 <w:sz w:val="24"/>
                 <w:szCs w:val="24"/>
@@ -1819,34 +2738,50 @@
         <w:tc>
           <w:p>
             <w:pPr>
-              <w:jc w:val="left"/>
-            </w:pPr>
-            <w:r>
-              <w:rPr>
-                <w:b/>
-                <w:bCs/>
-                <w:color w:val="000000"/>
-                <w:sz w:val="24"/>
-                <w:szCs w:val="24"/>
-                <w:rtl w:val="false"/>
-              </w:rPr>
-              <w:t xml:space="preserve">Prevenção de erros</w:t>
-            </w:r>
-          </w:p>
-        </w:tc>
-        <w:tc>
-          <w:p>
-            <w:pPr>
-              <w:jc w:val="left"/>
-            </w:pPr>
-            <w:r>
-              <w:rPr>
-                <w:color w:val="000000"/>
-                <w:sz w:val="24"/>
-                <w:szCs w:val="24"/>
-                <w:rtl w:val="false"/>
-              </w:rPr>
-              <w:t xml:space="preserve">Formulário (Medidas)</w:t>
+              <w:jc w:val="center"/>
+            </w:pPr>
+            <w:r>
+              <w:rPr>
+                <w:color w:val="000000"/>
+                <w:sz w:val="24"/>
+                <w:szCs w:val="24"/>
+                <w:rtl w:val="false"/>
+              </w:rPr>
+              <w:t xml:space="preserve">5</w:t>
+            </w:r>
+          </w:p>
+        </w:tc>
+        <w:tc>
+          <w:p>
+            <w:pPr>
+              <w:jc w:val="left"/>
+            </w:pPr>
+            <w:r>
+              <w:rPr>
+                <w:b/>
+                <w:bCs/>
+                <w:color w:val="000000"/>
+                <w:sz w:val="24"/>
+                <w:szCs w:val="24"/>
+                <w:rtl w:val="false"/>
+              </w:rPr>
+              <w:t xml:space="preserve">H6 – Prevenção de Erros</w:t>
+            </w:r>
+          </w:p>
+        </w:tc>
+        <w:tc>
+          <w:p>
+            <w:pPr>
+              <w:jc w:val="left"/>
+            </w:pPr>
+            <w:r>
+              <w:rPr>
+                <w:color w:val="000000"/>
+                <w:sz w:val="24"/>
+                <w:szCs w:val="24"/>
+                <w:rtl w:val="false"/>
+              </w:rPr>
+              <w:t xml:space="preserve">Formulário de Avaliação (campo de medidas físicas)</w:t>
             </w:r>
           </w:p>
         </w:tc>
@@ -1873,7 +2808,7 @@
                 <w:szCs w:val="24"/>
                 <w:rtl w:val="false"/>
               </w:rPr>
-              <w:t xml:space="preserve"> O campo "Inclinação da Rampa" permite digitação de letras e valores impossíveis.</w:t>
+              <w:t xml:space="preserve"> O campo "Largura da Porta" e "Inclinação da Rampa" aceitam qualquer caractere, permitindo a digitação de letras e valores impossíveis (ex.: -500 cm).</w:t>
             </w:r>
             <w:r>
               <w:rPr>
@@ -1886,15 +2821,6 @@
             </w:r>
             <w:r>
               <w:rPr>
-                <w:color w:val="000000"/>
-                <w:sz w:val="24"/>
-                <w:szCs w:val="24"/>
-                <w:rtl w:val="false"/>
-              </w:rPr>
-              <w:t xml:space="preserve">&lt;br&gt;</w:t>
-            </w:r>
-            <w:r>
-              <w:rPr>
                 <w:b/>
                 <w:bCs/>
                 <w:color w:val="000000"/>
@@ -1911,102 +2837,67 @@
                 <w:szCs w:val="24"/>
                 <w:rtl w:val="false"/>
               </w:rPr>
-              <w:t xml:space="preserve"> Restringir teclado para numérico.</w:t>
-            </w:r>
-          </w:p>
-        </w:tc>
-        <w:tc>
-          <w:p>
-            <w:pPr>
-              <w:jc w:val="left"/>
-            </w:pPr>
-            <w:r>
-              <w:rPr>
-                <w:b/>
-                <w:bCs/>
-                <w:color w:val="000000"/>
-                <w:sz w:val="24"/>
-                <w:szCs w:val="24"/>
-                <w:rtl w:val="false"/>
-              </w:rPr>
-              <w:t xml:space="preserve">Freq:</w:t>
-            </w:r>
-            <w:r>
-              <w:rPr>
-                <w:color w:val="000000"/>
-                <w:sz w:val="24"/>
-                <w:szCs w:val="24"/>
-                <w:rtl w:val="false"/>
-              </w:rPr>
-              <w:t xml:space="preserve"> Média</w:t>
-            </w:r>
-            <w:r>
-              <w:rPr>
-                <w:color w:val="000000"/>
-                <w:sz w:val="24"/>
-                <w:szCs w:val="24"/>
-                <w:rtl w:val="false"/>
-              </w:rPr>
-              <w:t xml:space="preserve">&lt;br&gt;</w:t>
-            </w:r>
-            <w:r>
-              <w:rPr>
-                <w:b/>
-                <w:bCs/>
-                <w:color w:val="000000"/>
-                <w:sz w:val="24"/>
-                <w:szCs w:val="24"/>
-                <w:rtl w:val="false"/>
-              </w:rPr>
-              <w:t xml:space="preserve">Imp:</w:t>
-            </w:r>
-            <w:r>
-              <w:rPr>
-                <w:color w:val="000000"/>
-                <w:sz w:val="24"/>
-                <w:szCs w:val="24"/>
-                <w:rtl w:val="false"/>
-              </w:rPr>
-              <w:t xml:space="preserve"> Alto</w:t>
-            </w:r>
-            <w:r>
-              <w:rPr>
-                <w:color w:val="000000"/>
-                <w:sz w:val="24"/>
-                <w:szCs w:val="24"/>
-                <w:rtl w:val="false"/>
-              </w:rPr>
-              <w:t xml:space="preserve">&lt;br&gt;</w:t>
-            </w:r>
-            <w:r>
-              <w:rPr>
-                <w:b/>
-                <w:bCs/>
-                <w:color w:val="000000"/>
-                <w:sz w:val="24"/>
-                <w:szCs w:val="24"/>
-                <w:rtl w:val="false"/>
-              </w:rPr>
-              <w:t xml:space="preserve">Pers:</w:t>
-            </w:r>
-            <w:r>
-              <w:rPr>
-                <w:color w:val="000000"/>
-                <w:sz w:val="24"/>
-                <w:szCs w:val="24"/>
-                <w:rtl w:val="false"/>
-              </w:rPr>
-              <w:t xml:space="preserve"> Nenhuma</w:t>
-            </w:r>
-          </w:p>
-        </w:tc>
-        <w:tc>
-          <w:p>
-            <w:pPr>
-              <w:jc w:val="left"/>
-            </w:pPr>
-            <w:r>
-              <w:rPr>
+              <w:t xml:space="preserve"> Restringir o teclado ao modo numérico e aplicar validação de faixa de valores aceitáveis.</w:t>
+            </w:r>
+          </w:p>
+        </w:tc>
+        <w:tc>
+          <w:p>
+            <w:pPr>
+              <w:jc w:val="center"/>
+            </w:pPr>
+            <w:r>
+              <w:rPr>
+                <w:color w:val="000000"/>
+                <w:sz w:val="24"/>
+                <w:szCs w:val="24"/>
+                <w:rtl w:val="false"/>
+              </w:rPr>
+              <w:t xml:space="preserve">Média</w:t>
+            </w:r>
+          </w:p>
+        </w:tc>
+        <w:tc>
+          <w:p>
+            <w:pPr>
+              <w:jc w:val="center"/>
+            </w:pPr>
+            <w:r>
+              <w:rPr>
+                <w:color w:val="000000"/>
+                <w:sz w:val="24"/>
+                <w:szCs w:val="24"/>
+                <w:rtl w:val="false"/>
+              </w:rPr>
+              <w:t xml:space="preserve">Alto</w:t>
+            </w:r>
+          </w:p>
+        </w:tc>
+        <w:tc>
+          <w:p>
+            <w:pPr>
+              <w:jc w:val="center"/>
+            </w:pPr>
+            <w:r>
+              <w:rPr>
+                <w:color w:val="000000"/>
+                <w:sz w:val="24"/>
+                <w:szCs w:val="24"/>
+                <w:rtl w:val="false"/>
+              </w:rPr>
+              <w:t xml:space="preserve">Nenhuma</w:t>
+            </w:r>
+          </w:p>
+        </w:tc>
+        <w:tc>
+          <w:p>
+            <w:pPr>
+              <w:jc w:val="center"/>
+            </w:pPr>
+            <w:r>
+              <w:rPr>
+                <w:b/>
+                <w:bCs/>
                 <w:color w:val="000000"/>
                 <w:sz w:val="24"/>
                 <w:szCs w:val="24"/>
@@ -2021,34 +2912,50 @@
         <w:tc>
           <w:p>
             <w:pPr>
-              <w:jc w:val="left"/>
-            </w:pPr>
-            <w:r>
-              <w:rPr>
-                <w:b/>
-                <w:bCs/>
-                <w:color w:val="000000"/>
-                <w:sz w:val="24"/>
-                <w:szCs w:val="24"/>
-                <w:rtl w:val="false"/>
-              </w:rPr>
-              <w:t xml:space="preserve">Reconhecimento em vez de lembrança</w:t>
-            </w:r>
-          </w:p>
-        </w:tc>
-        <w:tc>
-          <w:p>
-            <w:pPr>
-              <w:jc w:val="left"/>
-            </w:pPr>
-            <w:r>
-              <w:rPr>
-                <w:color w:val="000000"/>
-                <w:sz w:val="24"/>
-                <w:szCs w:val="24"/>
-                <w:rtl w:val="false"/>
-              </w:rPr>
-              <w:t xml:space="preserve">Aba de Ranking</w:t>
+              <w:jc w:val="center"/>
+            </w:pPr>
+            <w:r>
+              <w:rPr>
+                <w:color w:val="000000"/>
+                <w:sz w:val="24"/>
+                <w:szCs w:val="24"/>
+                <w:rtl w:val="false"/>
+              </w:rPr>
+              <w:t xml:space="preserve">6</w:t>
+            </w:r>
+          </w:p>
+        </w:tc>
+        <w:tc>
+          <w:p>
+            <w:pPr>
+              <w:jc w:val="left"/>
+            </w:pPr>
+            <w:r>
+              <w:rPr>
+                <w:b/>
+                <w:bCs/>
+                <w:color w:val="000000"/>
+                <w:sz w:val="24"/>
+                <w:szCs w:val="24"/>
+                <w:rtl w:val="false"/>
+              </w:rPr>
+              <w:t xml:space="preserve">H8 – Mapear Vocabulários / Ajuda ao Usuário</w:t>
+            </w:r>
+          </w:p>
+        </w:tc>
+        <w:tc>
+          <w:p>
+            <w:pPr>
+              <w:jc w:val="left"/>
+            </w:pPr>
+            <w:r>
+              <w:rPr>
+                <w:color w:val="000000"/>
+                <w:sz w:val="24"/>
+                <w:szCs w:val="24"/>
+                <w:rtl w:val="false"/>
+              </w:rPr>
+              <w:t xml:space="preserve">Todo o aplicativo</w:t>
             </w:r>
           </w:p>
         </w:tc>
@@ -2075,7 +2982,7 @@
                 <w:szCs w:val="24"/>
                 <w:rtl w:val="false"/>
               </w:rPr>
-              <w:t xml:space="preserve"> O usuário precisa lembrar o que cada cor de Selo significa, sem legenda visível.</w:t>
+              <w:t xml:space="preserve"> Não há tela ou seção de ajuda para esclarecer termos específicos do app, como "Selo de Acessibilidade", "Rota acessível" ou os critérios do checklist, dificultando o uso por novatos.</w:t>
             </w:r>
             <w:r>
               <w:rPr>
@@ -2088,15 +2995,6 @@
             </w:r>
             <w:r>
               <w:rPr>
-                <w:color w:val="000000"/>
-                <w:sz w:val="24"/>
-                <w:szCs w:val="24"/>
-                <w:rtl w:val="false"/>
-              </w:rPr>
-              <w:t xml:space="preserve">&lt;br&gt;</w:t>
-            </w:r>
-            <w:r>
-              <w:rPr>
                 <w:b/>
                 <w:bCs/>
                 <w:color w:val="000000"/>
@@ -2113,102 +3011,67 @@
                 <w:szCs w:val="24"/>
                 <w:rtl w:val="false"/>
               </w:rPr>
-              <w:t xml:space="preserve"> Exibir legenda ou tooltip próximo aos selos.</w:t>
-            </w:r>
-          </w:p>
-        </w:tc>
-        <w:tc>
-          <w:p>
-            <w:pPr>
-              <w:jc w:val="left"/>
-            </w:pPr>
-            <w:r>
-              <w:rPr>
-                <w:b/>
-                <w:bCs/>
-                <w:color w:val="000000"/>
-                <w:sz w:val="24"/>
-                <w:szCs w:val="24"/>
-                <w:rtl w:val="false"/>
-              </w:rPr>
-              <w:t xml:space="preserve">Freq:</w:t>
-            </w:r>
-            <w:r>
-              <w:rPr>
-                <w:color w:val="000000"/>
-                <w:sz w:val="24"/>
-                <w:szCs w:val="24"/>
-                <w:rtl w:val="false"/>
-              </w:rPr>
-              <w:t xml:space="preserve"> Alta</w:t>
-            </w:r>
-            <w:r>
-              <w:rPr>
-                <w:color w:val="000000"/>
-                <w:sz w:val="24"/>
-                <w:szCs w:val="24"/>
-                <w:rtl w:val="false"/>
-              </w:rPr>
-              <w:t xml:space="preserve">&lt;br&gt;</w:t>
-            </w:r>
-            <w:r>
-              <w:rPr>
-                <w:b/>
-                <w:bCs/>
-                <w:color w:val="000000"/>
-                <w:sz w:val="24"/>
-                <w:szCs w:val="24"/>
-                <w:rtl w:val="false"/>
-              </w:rPr>
-              <w:t xml:space="preserve">Imp:</w:t>
-            </w:r>
-            <w:r>
-              <w:rPr>
-                <w:color w:val="000000"/>
-                <w:sz w:val="24"/>
-                <w:szCs w:val="24"/>
-                <w:rtl w:val="false"/>
-              </w:rPr>
-              <w:t xml:space="preserve"> Médio</w:t>
-            </w:r>
-            <w:r>
-              <w:rPr>
-                <w:color w:val="000000"/>
-                <w:sz w:val="24"/>
-                <w:szCs w:val="24"/>
-                <w:rtl w:val="false"/>
-              </w:rPr>
-              <w:t xml:space="preserve">&lt;br&gt;</w:t>
-            </w:r>
-            <w:r>
-              <w:rPr>
-                <w:b/>
-                <w:bCs/>
-                <w:color w:val="000000"/>
-                <w:sz w:val="24"/>
-                <w:szCs w:val="24"/>
-                <w:rtl w:val="false"/>
-              </w:rPr>
-              <w:t xml:space="preserve">Pers:</w:t>
-            </w:r>
-            <w:r>
-              <w:rPr>
-                <w:color w:val="000000"/>
-                <w:sz w:val="24"/>
-                <w:szCs w:val="24"/>
-                <w:rtl w:val="false"/>
-              </w:rPr>
-              <w:t xml:space="preserve"> Alta</w:t>
-            </w:r>
-          </w:p>
-        </w:tc>
-        <w:tc>
-          <w:p>
-            <w:pPr>
-              <w:jc w:val="left"/>
-            </w:pPr>
-            <w:r>
-              <w:rPr>
+              <w:t xml:space="preserve"> Implementar uma seção de FAQ ou tooltips explicativos junto aos termos técnicos.</w:t>
+            </w:r>
+          </w:p>
+        </w:tc>
+        <w:tc>
+          <w:p>
+            <w:pPr>
+              <w:jc w:val="center"/>
+            </w:pPr>
+            <w:r>
+              <w:rPr>
+                <w:color w:val="000000"/>
+                <w:sz w:val="24"/>
+                <w:szCs w:val="24"/>
+                <w:rtl w:val="false"/>
+              </w:rPr>
+              <w:t xml:space="preserve">Baixa</w:t>
+            </w:r>
+          </w:p>
+        </w:tc>
+        <w:tc>
+          <w:p>
+            <w:pPr>
+              <w:jc w:val="center"/>
+            </w:pPr>
+            <w:r>
+              <w:rPr>
+                <w:color w:val="000000"/>
+                <w:sz w:val="24"/>
+                <w:szCs w:val="24"/>
+                <w:rtl w:val="false"/>
+              </w:rPr>
+              <w:t xml:space="preserve">Médio</w:t>
+            </w:r>
+          </w:p>
+        </w:tc>
+        <w:tc>
+          <w:p>
+            <w:pPr>
+              <w:jc w:val="center"/>
+            </w:pPr>
+            <w:r>
+              <w:rPr>
+                <w:color w:val="000000"/>
+                <w:sz w:val="24"/>
+                <w:szCs w:val="24"/>
+                <w:rtl w:val="false"/>
+              </w:rPr>
+              <w:t xml:space="preserve">Alta</w:t>
+            </w:r>
+          </w:p>
+        </w:tc>
+        <w:tc>
+          <w:p>
+            <w:pPr>
+              <w:jc w:val="center"/>
+            </w:pPr>
+            <w:r>
+              <w:rPr>
+                <w:b/>
+                <w:bCs/>
                 <w:color w:val="000000"/>
                 <w:sz w:val="24"/>
                 <w:szCs w:val="24"/>
@@ -2223,34 +3086,50 @@
         <w:tc>
           <w:p>
             <w:pPr>
-              <w:jc w:val="left"/>
-            </w:pPr>
-            <w:r>
-              <w:rPr>
-                <w:b/>
-                <w:bCs/>
-                <w:color w:val="000000"/>
-                <w:sz w:val="24"/>
-                <w:szCs w:val="24"/>
-                <w:rtl w:val="false"/>
-              </w:rPr>
-              <w:t xml:space="preserve">Flexibilidade e eficiência de uso</w:t>
-            </w:r>
-          </w:p>
-        </w:tc>
-        <w:tc>
-          <w:p>
-            <w:pPr>
-              <w:jc w:val="left"/>
-            </w:pPr>
-            <w:r>
-              <w:rPr>
-                <w:color w:val="000000"/>
-                <w:sz w:val="24"/>
-                <w:szCs w:val="24"/>
-                <w:rtl w:val="false"/>
-              </w:rPr>
-              <w:t xml:space="preserve">Tela Inicial</w:t>
+              <w:jc w:val="center"/>
+            </w:pPr>
+            <w:r>
+              <w:rPr>
+                <w:color w:val="000000"/>
+                <w:sz w:val="24"/>
+                <w:szCs w:val="24"/>
+                <w:rtl w:val="false"/>
+              </w:rPr>
+              <w:t xml:space="preserve">7</w:t>
+            </w:r>
+          </w:p>
+        </w:tc>
+        <w:tc>
+          <w:p>
+            <w:pPr>
+              <w:jc w:val="left"/>
+            </w:pPr>
+            <w:r>
+              <w:rPr>
+                <w:b/>
+                <w:bCs/>
+                <w:color w:val="000000"/>
+                <w:sz w:val="24"/>
+                <w:szCs w:val="24"/>
+                <w:rtl w:val="false"/>
+              </w:rPr>
+              <w:t xml:space="preserve">H9 – Reconhecimento em vez de Lembrança</w:t>
+            </w:r>
+          </w:p>
+        </w:tc>
+        <w:tc>
+          <w:p>
+            <w:pPr>
+              <w:jc w:val="left"/>
+            </w:pPr>
+            <w:r>
+              <w:rPr>
+                <w:color w:val="000000"/>
+                <w:sz w:val="24"/>
+                <w:szCs w:val="24"/>
+                <w:rtl w:val="false"/>
+              </w:rPr>
+              <w:t xml:space="preserve">Aba Ranking Geral</w:t>
             </w:r>
           </w:p>
         </w:tc>
@@ -2277,7 +3156,7 @@
                 <w:szCs w:val="24"/>
                 <w:rtl w:val="false"/>
               </w:rPr>
-              <w:t xml:space="preserve"> Não há atalhos de teclado (ex: Alt+1, Alt+2) para acionar os filtros de acessibilidade rapidamente pelo PC.</w:t>
+              <w:t xml:space="preserve"> O usuário precisa memorizar o que cada cor do Selo de Acessibilidade significa (Platina, Ouro, Prata, Bronze), pois não há legenda visível na tela de Ranking.</w:t>
             </w:r>
             <w:r>
               <w:rPr>
@@ -2290,15 +3169,6 @@
             </w:r>
             <w:r>
               <w:rPr>
-                <w:color w:val="000000"/>
-                <w:sz w:val="24"/>
-                <w:szCs w:val="24"/>
-                <w:rtl w:val="false"/>
-              </w:rPr>
-              <w:t xml:space="preserve">&lt;br&gt;</w:t>
-            </w:r>
-            <w:r>
-              <w:rPr>
                 <w:b/>
                 <w:bCs/>
                 <w:color w:val="000000"/>
@@ -2315,108 +3185,73 @@
                 <w:szCs w:val="24"/>
                 <w:rtl w:val="false"/>
               </w:rPr>
-              <w:t xml:space="preserve"> Adicionar hotkeys.</w:t>
-            </w:r>
-          </w:p>
-        </w:tc>
-        <w:tc>
-          <w:p>
-            <w:pPr>
-              <w:jc w:val="left"/>
-            </w:pPr>
-            <w:r>
-              <w:rPr>
-                <w:b/>
-                <w:bCs/>
-                <w:color w:val="000000"/>
-                <w:sz w:val="24"/>
-                <w:szCs w:val="24"/>
-                <w:rtl w:val="false"/>
-              </w:rPr>
-              <w:t xml:space="preserve">Freq:</w:t>
-            </w:r>
-            <w:r>
-              <w:rPr>
-                <w:color w:val="000000"/>
-                <w:sz w:val="24"/>
-                <w:szCs w:val="24"/>
-                <w:rtl w:val="false"/>
-              </w:rPr>
-              <w:t xml:space="preserve"> Baixa</w:t>
-            </w:r>
-            <w:r>
-              <w:rPr>
-                <w:color w:val="000000"/>
-                <w:sz w:val="24"/>
-                <w:szCs w:val="24"/>
-                <w:rtl w:val="false"/>
-              </w:rPr>
-              <w:t xml:space="preserve">&lt;br&gt;</w:t>
-            </w:r>
-            <w:r>
-              <w:rPr>
-                <w:b/>
-                <w:bCs/>
-                <w:color w:val="000000"/>
-                <w:sz w:val="24"/>
-                <w:szCs w:val="24"/>
-                <w:rtl w:val="false"/>
-              </w:rPr>
-              <w:t xml:space="preserve">Imp:</w:t>
-            </w:r>
-            <w:r>
-              <w:rPr>
-                <w:color w:val="000000"/>
-                <w:sz w:val="24"/>
-                <w:szCs w:val="24"/>
-                <w:rtl w:val="false"/>
-              </w:rPr>
-              <w:t xml:space="preserve"> Baixo</w:t>
-            </w:r>
-            <w:r>
-              <w:rPr>
-                <w:color w:val="000000"/>
-                <w:sz w:val="24"/>
-                <w:szCs w:val="24"/>
-                <w:rtl w:val="false"/>
-              </w:rPr>
-              <w:t xml:space="preserve">&lt;br&gt;</w:t>
-            </w:r>
-            <w:r>
-              <w:rPr>
-                <w:b/>
-                <w:bCs/>
-                <w:color w:val="000000"/>
-                <w:sz w:val="24"/>
-                <w:szCs w:val="24"/>
-                <w:rtl w:val="false"/>
-              </w:rPr>
-              <w:t xml:space="preserve">Pers:</w:t>
-            </w:r>
-            <w:r>
-              <w:rPr>
-                <w:color w:val="000000"/>
-                <w:sz w:val="24"/>
-                <w:szCs w:val="24"/>
-                <w:rtl w:val="false"/>
-              </w:rPr>
-              <w:t xml:space="preserve"> Nenhuma</w:t>
-            </w:r>
-          </w:p>
-        </w:tc>
-        <w:tc>
-          <w:p>
-            <w:pPr>
-              <w:jc w:val="left"/>
-            </w:pPr>
-            <w:r>
-              <w:rPr>
-                <w:color w:val="000000"/>
-                <w:sz w:val="24"/>
-                <w:szCs w:val="24"/>
-                <w:rtl w:val="false"/>
-              </w:rPr>
-              <w:t xml:space="preserve">1</w:t>
+              <w:t xml:space="preserve"> Exibir legenda permanente ou tooltip ao tocar em cada selo explicando o critério de cada nível.</w:t>
+            </w:r>
+          </w:p>
+        </w:tc>
+        <w:tc>
+          <w:p>
+            <w:pPr>
+              <w:jc w:val="center"/>
+            </w:pPr>
+            <w:r>
+              <w:rPr>
+                <w:color w:val="000000"/>
+                <w:sz w:val="24"/>
+                <w:szCs w:val="24"/>
+                <w:rtl w:val="false"/>
+              </w:rPr>
+              <w:t xml:space="preserve">Alta</w:t>
+            </w:r>
+          </w:p>
+        </w:tc>
+        <w:tc>
+          <w:p>
+            <w:pPr>
+              <w:jc w:val="center"/>
+            </w:pPr>
+            <w:r>
+              <w:rPr>
+                <w:color w:val="000000"/>
+                <w:sz w:val="24"/>
+                <w:szCs w:val="24"/>
+                <w:rtl w:val="false"/>
+              </w:rPr>
+              <w:t xml:space="preserve">Médio</w:t>
+            </w:r>
+          </w:p>
+        </w:tc>
+        <w:tc>
+          <w:p>
+            <w:pPr>
+              <w:jc w:val="center"/>
+            </w:pPr>
+            <w:r>
+              <w:rPr>
+                <w:color w:val="000000"/>
+                <w:sz w:val="24"/>
+                <w:szCs w:val="24"/>
+                <w:rtl w:val="false"/>
+              </w:rPr>
+              <w:t xml:space="preserve">Alta</w:t>
+            </w:r>
+          </w:p>
+        </w:tc>
+        <w:tc>
+          <w:p>
+            <w:pPr>
+              <w:jc w:val="center"/>
+            </w:pPr>
+            <w:r>
+              <w:rPr>
+                <w:b/>
+                <w:bCs/>
+                <w:color w:val="000000"/>
+                <w:sz w:val="24"/>
+                <w:szCs w:val="24"/>
+                <w:rtl w:val="false"/>
+              </w:rPr>
+              <w:t xml:space="preserve">2</w:t>
             </w:r>
           </w:p>
         </w:tc>
@@ -2425,34 +3260,50 @@
         <w:tc>
           <w:p>
             <w:pPr>
-              <w:jc w:val="left"/>
-            </w:pPr>
-            <w:r>
-              <w:rPr>
-                <w:b/>
-                <w:bCs/>
-                <w:color w:val="000000"/>
-                <w:sz w:val="24"/>
-                <w:szCs w:val="24"/>
-                <w:rtl w:val="false"/>
-              </w:rPr>
-              <w:t xml:space="preserve">Estética e design minimalista</w:t>
-            </w:r>
-          </w:p>
-        </w:tc>
-        <w:tc>
-          <w:p>
-            <w:pPr>
-              <w:jc w:val="left"/>
-            </w:pPr>
-            <w:r>
-              <w:rPr>
-                <w:color w:val="000000"/>
-                <w:sz w:val="24"/>
-                <w:szCs w:val="24"/>
-                <w:rtl w:val="false"/>
-              </w:rPr>
-              <w:t xml:space="preserve">Detalhes do Local</w:t>
+              <w:jc w:val="center"/>
+            </w:pPr>
+            <w:r>
+              <w:rPr>
+                <w:color w:val="000000"/>
+                <w:sz w:val="24"/>
+                <w:szCs w:val="24"/>
+                <w:rtl w:val="false"/>
+              </w:rPr>
+              <w:t xml:space="preserve">8</w:t>
+            </w:r>
+          </w:p>
+        </w:tc>
+        <w:tc>
+          <w:p>
+            <w:pPr>
+              <w:jc w:val="left"/>
+            </w:pPr>
+            <w:r>
+              <w:rPr>
+                <w:b/>
+                <w:bCs/>
+                <w:color w:val="000000"/>
+                <w:sz w:val="24"/>
+                <w:szCs w:val="24"/>
+                <w:rtl w:val="false"/>
+              </w:rPr>
+              <w:t xml:space="preserve">H9 – Reconhecimento em vez de Lembrança</w:t>
+            </w:r>
+          </w:p>
+        </w:tc>
+        <w:tc>
+          <w:p>
+            <w:pPr>
+              <w:jc w:val="left"/>
+            </w:pPr>
+            <w:r>
+              <w:rPr>
+                <w:color w:val="000000"/>
+                <w:sz w:val="24"/>
+                <w:szCs w:val="24"/>
+                <w:rtl w:val="false"/>
+              </w:rPr>
+              <w:t xml:space="preserve">HOME – Lista de locais</w:t>
             </w:r>
           </w:p>
         </w:tc>
@@ -2479,7 +3330,7 @@
                 <w:szCs w:val="24"/>
                 <w:rtl w:val="false"/>
               </w:rPr>
-              <w:t xml:space="preserve"> O contraste de textos cinzas claros tem baixa leitura contra o fundo branco, quebrando a eficiência visual para quem tem baixa visão.</w:t>
+              <w:t xml:space="preserve"> Os locais turísticos não são agrupados por categoria (museus, praças, monumentos) nem ordenados por popularidade ou proximidade, exigindo que o usuário memorize onde cada tipo de local fica.</w:t>
             </w:r>
             <w:r>
               <w:rPr>
@@ -2492,15 +3343,6 @@
             </w:r>
             <w:r>
               <w:rPr>
-                <w:color w:val="000000"/>
-                <w:sz w:val="24"/>
-                <w:szCs w:val="24"/>
-                <w:rtl w:val="false"/>
-              </w:rPr>
-              <w:t xml:space="preserve">&lt;br&gt;</w:t>
-            </w:r>
-            <w:r>
-              <w:rPr>
                 <w:b/>
                 <w:bCs/>
                 <w:color w:val="000000"/>
@@ -2517,108 +3359,73 @@
                 <w:szCs w:val="24"/>
                 <w:rtl w:val="false"/>
               </w:rPr>
-              <w:t xml:space="preserve"> Aumentar contraste.</w:t>
-            </w:r>
-          </w:p>
-        </w:tc>
-        <w:tc>
-          <w:p>
-            <w:pPr>
-              <w:jc w:val="left"/>
-            </w:pPr>
-            <w:r>
-              <w:rPr>
-                <w:b/>
-                <w:bCs/>
-                <w:color w:val="000000"/>
-                <w:sz w:val="24"/>
-                <w:szCs w:val="24"/>
-                <w:rtl w:val="false"/>
-              </w:rPr>
-              <w:t xml:space="preserve">Freq:</w:t>
-            </w:r>
-            <w:r>
-              <w:rPr>
-                <w:color w:val="000000"/>
-                <w:sz w:val="24"/>
-                <w:szCs w:val="24"/>
-                <w:rtl w:val="false"/>
-              </w:rPr>
-              <w:t xml:space="preserve"> Alta</w:t>
-            </w:r>
-            <w:r>
-              <w:rPr>
-                <w:color w:val="000000"/>
-                <w:sz w:val="24"/>
-                <w:szCs w:val="24"/>
-                <w:rtl w:val="false"/>
-              </w:rPr>
-              <w:t xml:space="preserve">&lt;br&gt;</w:t>
-            </w:r>
-            <w:r>
-              <w:rPr>
-                <w:b/>
-                <w:bCs/>
-                <w:color w:val="000000"/>
-                <w:sz w:val="24"/>
-                <w:szCs w:val="24"/>
-                <w:rtl w:val="false"/>
-              </w:rPr>
-              <w:t xml:space="preserve">Imp:</w:t>
-            </w:r>
-            <w:r>
-              <w:rPr>
-                <w:color w:val="000000"/>
-                <w:sz w:val="24"/>
-                <w:szCs w:val="24"/>
-                <w:rtl w:val="false"/>
-              </w:rPr>
-              <w:t xml:space="preserve"> Alto</w:t>
-            </w:r>
-            <w:r>
-              <w:rPr>
-                <w:color w:val="000000"/>
-                <w:sz w:val="24"/>
-                <w:szCs w:val="24"/>
-                <w:rtl w:val="false"/>
-              </w:rPr>
-              <w:t xml:space="preserve">&lt;br&gt;</w:t>
-            </w:r>
-            <w:r>
-              <w:rPr>
-                <w:b/>
-                <w:bCs/>
-                <w:color w:val="000000"/>
-                <w:sz w:val="24"/>
-                <w:szCs w:val="24"/>
-                <w:rtl w:val="false"/>
-              </w:rPr>
-              <w:t xml:space="preserve">Pers:</w:t>
-            </w:r>
-            <w:r>
-              <w:rPr>
-                <w:color w:val="000000"/>
-                <w:sz w:val="24"/>
-                <w:szCs w:val="24"/>
-                <w:rtl w:val="false"/>
-              </w:rPr>
-              <w:t xml:space="preserve"> Alta</w:t>
-            </w:r>
-          </w:p>
-        </w:tc>
-        <w:tc>
-          <w:p>
-            <w:pPr>
-              <w:jc w:val="left"/>
-            </w:pPr>
-            <w:r>
-              <w:rPr>
-                <w:color w:val="000000"/>
-                <w:sz w:val="24"/>
-                <w:szCs w:val="24"/>
-                <w:rtl w:val="false"/>
-              </w:rPr>
-              <w:t xml:space="preserve">2</w:t>
+              <w:t xml:space="preserve"> Adicionar filtros por categoria e ordenação por distância ou avaliação.</w:t>
+            </w:r>
+          </w:p>
+        </w:tc>
+        <w:tc>
+          <w:p>
+            <w:pPr>
+              <w:jc w:val="center"/>
+            </w:pPr>
+            <w:r>
+              <w:rPr>
+                <w:color w:val="000000"/>
+                <w:sz w:val="24"/>
+                <w:szCs w:val="24"/>
+                <w:rtl w:val="false"/>
+              </w:rPr>
+              <w:t xml:space="preserve">Alta</w:t>
+            </w:r>
+          </w:p>
+        </w:tc>
+        <w:tc>
+          <w:p>
+            <w:pPr>
+              <w:jc w:val="center"/>
+            </w:pPr>
+            <w:r>
+              <w:rPr>
+                <w:color w:val="000000"/>
+                <w:sz w:val="24"/>
+                <w:szCs w:val="24"/>
+                <w:rtl w:val="false"/>
+              </w:rPr>
+              <w:t xml:space="preserve">Médio</w:t>
+            </w:r>
+          </w:p>
+        </w:tc>
+        <w:tc>
+          <w:p>
+            <w:pPr>
+              <w:jc w:val="center"/>
+            </w:pPr>
+            <w:r>
+              <w:rPr>
+                <w:color w:val="000000"/>
+                <w:sz w:val="24"/>
+                <w:szCs w:val="24"/>
+                <w:rtl w:val="false"/>
+              </w:rPr>
+              <w:t xml:space="preserve">Alta</w:t>
+            </w:r>
+          </w:p>
+        </w:tc>
+        <w:tc>
+          <w:p>
+            <w:pPr>
+              <w:jc w:val="center"/>
+            </w:pPr>
+            <w:r>
+              <w:rPr>
+                <w:b/>
+                <w:bCs/>
+                <w:color w:val="000000"/>
+                <w:sz w:val="24"/>
+                <w:szCs w:val="24"/>
+                <w:rtl w:val="false"/>
+              </w:rPr>
+              <w:t xml:space="preserve">3</w:t>
             </w:r>
           </w:p>
         </w:tc>
@@ -2627,34 +3434,50 @@
         <w:tc>
           <w:p>
             <w:pPr>
-              <w:jc w:val="left"/>
-            </w:pPr>
-            <w:r>
-              <w:rPr>
-                <w:b/>
-                <w:bCs/>
-                <w:color w:val="000000"/>
-                <w:sz w:val="24"/>
-                <w:szCs w:val="24"/>
-                <w:rtl w:val="false"/>
-              </w:rPr>
-              <w:t xml:space="preserve">Ajudar usuários a reconhecer e recuperar erros</w:t>
-            </w:r>
-          </w:p>
-        </w:tc>
-        <w:tc>
-          <w:p>
-            <w:pPr>
-              <w:jc w:val="left"/>
-            </w:pPr>
-            <w:r>
-              <w:rPr>
-                <w:color w:val="000000"/>
-                <w:sz w:val="24"/>
-                <w:szCs w:val="24"/>
-                <w:rtl w:val="false"/>
-              </w:rPr>
-              <w:t xml:space="preserve">Todo o App</w:t>
+              <w:jc w:val="center"/>
+            </w:pPr>
+            <w:r>
+              <w:rPr>
+                <w:color w:val="000000"/>
+                <w:sz w:val="24"/>
+                <w:szCs w:val="24"/>
+                <w:rtl w:val="false"/>
+              </w:rPr>
+              <w:t xml:space="preserve">9</w:t>
+            </w:r>
+          </w:p>
+        </w:tc>
+        <w:tc>
+          <w:p>
+            <w:pPr>
+              <w:jc w:val="left"/>
+            </w:pPr>
+            <w:r>
+              <w:rPr>
+                <w:b/>
+                <w:bCs/>
+                <w:color w:val="000000"/>
+                <w:sz w:val="24"/>
+                <w:szCs w:val="24"/>
+                <w:rtl w:val="false"/>
+              </w:rPr>
+              <w:t xml:space="preserve">H10 – Flexibilidade e Eficiência de Uso</w:t>
+            </w:r>
+          </w:p>
+        </w:tc>
+        <w:tc>
+          <w:p>
+            <w:pPr>
+              <w:jc w:val="left"/>
+            </w:pPr>
+            <w:r>
+              <w:rPr>
+                <w:color w:val="000000"/>
+                <w:sz w:val="24"/>
+                <w:szCs w:val="24"/>
+                <w:rtl w:val="false"/>
+              </w:rPr>
+              <w:t xml:space="preserve">Painel de Acessibilidade</w:t>
             </w:r>
           </w:p>
         </w:tc>
@@ -2681,7 +3504,7 @@
                 <w:szCs w:val="24"/>
                 <w:rtl w:val="false"/>
               </w:rPr>
-              <w:t xml:space="preserve"> Quando o GPS está desativado, o sistema mostra jargão "Network Error 404".</w:t>
+              <w:t xml:space="preserve"> Não há atalhos de teclado para ativar rapidamente os recursos de acessibilidade (ex.: Alt+1 para Alto Contraste, Alt+2 para Leitor de Tela), obrigando o usuário a navegar manualmente até o painel.</w:t>
             </w:r>
             <w:r>
               <w:rPr>
@@ -2694,15 +3517,6 @@
             </w:r>
             <w:r>
               <w:rPr>
-                <w:color w:val="000000"/>
-                <w:sz w:val="24"/>
-                <w:szCs w:val="24"/>
-                <w:rtl w:val="false"/>
-              </w:rPr>
-              <w:t xml:space="preserve">&lt;br&gt;</w:t>
-            </w:r>
-            <w:r>
-              <w:rPr>
                 <w:b/>
                 <w:bCs/>
                 <w:color w:val="000000"/>
@@ -2719,108 +3533,73 @@
                 <w:szCs w:val="24"/>
                 <w:rtl w:val="false"/>
               </w:rPr>
-              <w:t xml:space="preserve"> Trocar para mensagem amigável solicitando ativação do GPS.</w:t>
-            </w:r>
-          </w:p>
-        </w:tc>
-        <w:tc>
-          <w:p>
-            <w:pPr>
-              <w:jc w:val="left"/>
-            </w:pPr>
-            <w:r>
-              <w:rPr>
-                <w:b/>
-                <w:bCs/>
-                <w:color w:val="000000"/>
-                <w:sz w:val="24"/>
-                <w:szCs w:val="24"/>
-                <w:rtl w:val="false"/>
-              </w:rPr>
-              <w:t xml:space="preserve">Freq:</w:t>
-            </w:r>
-            <w:r>
-              <w:rPr>
-                <w:color w:val="000000"/>
-                <w:sz w:val="24"/>
-                <w:szCs w:val="24"/>
-                <w:rtl w:val="false"/>
-              </w:rPr>
-              <w:t xml:space="preserve"> Baixa</w:t>
-            </w:r>
-            <w:r>
-              <w:rPr>
-                <w:color w:val="000000"/>
-                <w:sz w:val="24"/>
-                <w:szCs w:val="24"/>
-                <w:rtl w:val="false"/>
-              </w:rPr>
-              <w:t xml:space="preserve">&lt;br&gt;</w:t>
-            </w:r>
-            <w:r>
-              <w:rPr>
-                <w:b/>
-                <w:bCs/>
-                <w:color w:val="000000"/>
-                <w:sz w:val="24"/>
-                <w:szCs w:val="24"/>
-                <w:rtl w:val="false"/>
-              </w:rPr>
-              <w:t xml:space="preserve">Imp:</w:t>
-            </w:r>
-            <w:r>
-              <w:rPr>
-                <w:color w:val="000000"/>
-                <w:sz w:val="24"/>
-                <w:szCs w:val="24"/>
-                <w:rtl w:val="false"/>
-              </w:rPr>
-              <w:t xml:space="preserve"> Alto</w:t>
-            </w:r>
-            <w:r>
-              <w:rPr>
-                <w:color w:val="000000"/>
-                <w:sz w:val="24"/>
-                <w:szCs w:val="24"/>
-                <w:rtl w:val="false"/>
-              </w:rPr>
-              <w:t xml:space="preserve">&lt;br&gt;</w:t>
-            </w:r>
-            <w:r>
-              <w:rPr>
-                <w:b/>
-                <w:bCs/>
-                <w:color w:val="000000"/>
-                <w:sz w:val="24"/>
-                <w:szCs w:val="24"/>
-                <w:rtl w:val="false"/>
-              </w:rPr>
-              <w:t xml:space="preserve">Pers:</w:t>
-            </w:r>
-            <w:r>
-              <w:rPr>
-                <w:color w:val="000000"/>
-                <w:sz w:val="24"/>
-                <w:szCs w:val="24"/>
-                <w:rtl w:val="false"/>
-              </w:rPr>
-              <w:t xml:space="preserve"> Alta</w:t>
-            </w:r>
-          </w:p>
-        </w:tc>
-        <w:tc>
-          <w:p>
-            <w:pPr>
-              <w:jc w:val="left"/>
-            </w:pPr>
-            <w:r>
-              <w:rPr>
-                <w:color w:val="000000"/>
-                <w:sz w:val="24"/>
-                <w:szCs w:val="24"/>
-                <w:rtl w:val="false"/>
-              </w:rPr>
-              <w:t xml:space="preserve">3</w:t>
+              <w:t xml:space="preserve"> Implementar hotkeys de teclado para usuários que acessam via desktop/teclado externo.</w:t>
+            </w:r>
+          </w:p>
+        </w:tc>
+        <w:tc>
+          <w:p>
+            <w:pPr>
+              <w:jc w:val="center"/>
+            </w:pPr>
+            <w:r>
+              <w:rPr>
+                <w:color w:val="000000"/>
+                <w:sz w:val="24"/>
+                <w:szCs w:val="24"/>
+                <w:rtl w:val="false"/>
+              </w:rPr>
+              <w:t xml:space="preserve">Baixa</w:t>
+            </w:r>
+          </w:p>
+        </w:tc>
+        <w:tc>
+          <w:p>
+            <w:pPr>
+              <w:jc w:val="center"/>
+            </w:pPr>
+            <w:r>
+              <w:rPr>
+                <w:color w:val="000000"/>
+                <w:sz w:val="24"/>
+                <w:szCs w:val="24"/>
+                <w:rtl w:val="false"/>
+              </w:rPr>
+              <w:t xml:space="preserve">Baixo</w:t>
+            </w:r>
+          </w:p>
+        </w:tc>
+        <w:tc>
+          <w:p>
+            <w:pPr>
+              <w:jc w:val="center"/>
+            </w:pPr>
+            <w:r>
+              <w:rPr>
+                <w:color w:val="000000"/>
+                <w:sz w:val="24"/>
+                <w:szCs w:val="24"/>
+                <w:rtl w:val="false"/>
+              </w:rPr>
+              <w:t xml:space="preserve">Nenhuma</w:t>
+            </w:r>
+          </w:p>
+        </w:tc>
+        <w:tc>
+          <w:p>
+            <w:pPr>
+              <w:jc w:val="center"/>
+            </w:pPr>
+            <w:r>
+              <w:rPr>
+                <w:b/>
+                <w:bCs/>
+                <w:color w:val="000000"/>
+                <w:sz w:val="24"/>
+                <w:szCs w:val="24"/>
+                <w:rtl w:val="false"/>
+              </w:rPr>
+              <w:t xml:space="preserve">1</w:t>
             </w:r>
           </w:p>
         </w:tc>
@@ -2829,34 +3608,50 @@
         <w:tc>
           <w:p>
             <w:pPr>
-              <w:jc w:val="left"/>
-            </w:pPr>
-            <w:r>
-              <w:rPr>
-                <w:b/>
-                <w:bCs/>
-                <w:color w:val="000000"/>
-                <w:sz w:val="24"/>
-                <w:szCs w:val="24"/>
-                <w:rtl w:val="false"/>
-              </w:rPr>
-              <w:t xml:space="preserve">Ajuda e documentação</w:t>
-            </w:r>
-          </w:p>
-        </w:tc>
-        <w:tc>
-          <w:p>
-            <w:pPr>
-              <w:jc w:val="left"/>
-            </w:pPr>
-            <w:r>
-              <w:rPr>
-                <w:color w:val="000000"/>
-                <w:sz w:val="24"/>
-                <w:szCs w:val="24"/>
-                <w:rtl w:val="false"/>
-              </w:rPr>
-              <w:t xml:space="preserve">Menu Principal</w:t>
+              <w:jc w:val="center"/>
+            </w:pPr>
+            <w:r>
+              <w:rPr>
+                <w:color w:val="000000"/>
+                <w:sz w:val="24"/>
+                <w:szCs w:val="24"/>
+                <w:rtl w:val="false"/>
+              </w:rPr>
+              <w:t xml:space="preserve">10</w:t>
+            </w:r>
+          </w:p>
+        </w:tc>
+        <w:tc>
+          <w:p>
+            <w:pPr>
+              <w:jc w:val="left"/>
+            </w:pPr>
+            <w:r>
+              <w:rPr>
+                <w:b/>
+                <w:bCs/>
+                <w:color w:val="000000"/>
+                <w:sz w:val="24"/>
+                <w:szCs w:val="24"/>
+                <w:rtl w:val="false"/>
+              </w:rPr>
+              <w:t xml:space="preserve">H11 – Estética e Design Minimalista</w:t>
+            </w:r>
+          </w:p>
+        </w:tc>
+        <w:tc>
+          <w:p>
+            <w:pPr>
+              <w:jc w:val="left"/>
+            </w:pPr>
+            <w:r>
+              <w:rPr>
+                <w:color w:val="000000"/>
+                <w:sz w:val="24"/>
+                <w:szCs w:val="24"/>
+                <w:rtl w:val="false"/>
+              </w:rPr>
+              <w:t xml:space="preserve">Tela de Detalhes do Local</w:t>
             </w:r>
           </w:p>
         </w:tc>
@@ -2883,7 +3678,7 @@
                 <w:szCs w:val="24"/>
                 <w:rtl w:val="false"/>
               </w:rPr>
-              <w:t xml:space="preserve"> Ausência de botão "Ajuda" para auxiliar idosos a entenderem a metodologia de avaliação.</w:t>
+              <w:t xml:space="preserve"> Textos em cinza claro sobre fundo branco apresentam contraste insuficiente (abaixo do padrão WCAG 2.1 nível AA), prejudicando especialmente usuários com baixa visão.</w:t>
             </w:r>
             <w:r>
               <w:rPr>
@@ -2896,6 +3691,171 @@
             </w:r>
             <w:r>
               <w:rPr>
+                <w:b/>
+                <w:bCs/>
+                <w:color w:val="000000"/>
+                <w:sz w:val="24"/>
+                <w:szCs w:val="24"/>
+                <w:rtl w:val="false"/>
+              </w:rPr>
+              <w:t xml:space="preserve">Recomendação:</w:t>
+            </w:r>
+            <w:r>
+              <w:rPr>
+                <w:color w:val="000000"/>
+                <w:sz w:val="24"/>
+                <w:szCs w:val="24"/>
+                <w:rtl w:val="false"/>
+              </w:rPr>
+              <w:t xml:space="preserve"> Aumentar o contraste dos textos secundários para no mínimo 4.5:1 conforme WCAG 2.1.</w:t>
+            </w:r>
+          </w:p>
+        </w:tc>
+        <w:tc>
+          <w:p>
+            <w:pPr>
+              <w:jc w:val="center"/>
+            </w:pPr>
+            <w:r>
+              <w:rPr>
+                <w:color w:val="000000"/>
+                <w:sz w:val="24"/>
+                <w:szCs w:val="24"/>
+                <w:rtl w:val="false"/>
+              </w:rPr>
+              <w:t xml:space="preserve">Alta</w:t>
+            </w:r>
+          </w:p>
+        </w:tc>
+        <w:tc>
+          <w:p>
+            <w:pPr>
+              <w:jc w:val="center"/>
+            </w:pPr>
+            <w:r>
+              <w:rPr>
+                <w:color w:val="000000"/>
+                <w:sz w:val="24"/>
+                <w:szCs w:val="24"/>
+                <w:rtl w:val="false"/>
+              </w:rPr>
+              <w:t xml:space="preserve">Alto</w:t>
+            </w:r>
+          </w:p>
+        </w:tc>
+        <w:tc>
+          <w:p>
+            <w:pPr>
+              <w:jc w:val="center"/>
+            </w:pPr>
+            <w:r>
+              <w:rPr>
+                <w:color w:val="000000"/>
+                <w:sz w:val="24"/>
+                <w:szCs w:val="24"/>
+                <w:rtl w:val="false"/>
+              </w:rPr>
+              <w:t xml:space="preserve">Alta</w:t>
+            </w:r>
+          </w:p>
+        </w:tc>
+        <w:tc>
+          <w:p>
+            <w:pPr>
+              <w:jc w:val="center"/>
+            </w:pPr>
+            <w:r>
+              <w:rPr>
+                <w:b/>
+                <w:bCs/>
+                <w:color w:val="000000"/>
+                <w:sz w:val="24"/>
+                <w:szCs w:val="24"/>
+                <w:rtl w:val="false"/>
+              </w:rPr>
+              <w:t xml:space="preserve">2</w:t>
+            </w:r>
+          </w:p>
+        </w:tc>
+      </w:tr>
+      <w:tr>
+        <w:tc>
+          <w:p>
+            <w:pPr>
+              <w:jc w:val="center"/>
+            </w:pPr>
+            <w:r>
+              <w:rPr>
+                <w:color w:val="000000"/>
+                <w:sz w:val="24"/>
+                <w:szCs w:val="24"/>
+                <w:rtl w:val="false"/>
+              </w:rPr>
+              <w:t xml:space="preserve">11</w:t>
+            </w:r>
+          </w:p>
+        </w:tc>
+        <w:tc>
+          <w:p>
+            <w:pPr>
+              <w:jc w:val="left"/>
+            </w:pPr>
+            <w:r>
+              <w:rPr>
+                <w:b/>
+                <w:bCs/>
+                <w:color w:val="000000"/>
+                <w:sz w:val="24"/>
+                <w:szCs w:val="24"/>
+                <w:rtl w:val="false"/>
+              </w:rPr>
+              <w:t xml:space="preserve">H12 – Ajuda e Documentação</w:t>
+            </w:r>
+          </w:p>
+        </w:tc>
+        <w:tc>
+          <w:p>
+            <w:pPr>
+              <w:jc w:val="left"/>
+            </w:pPr>
+            <w:r>
+              <w:rPr>
+                <w:color w:val="000000"/>
+                <w:sz w:val="24"/>
+                <w:szCs w:val="24"/>
+                <w:rtl w:val="false"/>
+              </w:rPr>
+              <w:t xml:space="preserve">Menu principal / Navegação</w:t>
+            </w:r>
+          </w:p>
+        </w:tc>
+        <w:tc>
+          <w:p>
+            <w:pPr>
+              <w:jc w:val="left"/>
+            </w:pPr>
+            <w:r>
+              <w:rPr>
+                <w:b/>
+                <w:bCs/>
+                <w:color w:val="000000"/>
+                <w:sz w:val="24"/>
+                <w:szCs w:val="24"/>
+                <w:rtl w:val="false"/>
+              </w:rPr>
+              <w:t xml:space="preserve">Problema:</w:t>
+            </w:r>
+            <w:r>
+              <w:rPr>
+                <w:color w:val="000000"/>
+                <w:sz w:val="24"/>
+                <w:szCs w:val="24"/>
+                <w:rtl w:val="false"/>
+              </w:rPr>
+              <w:t xml:space="preserve"> Quando o usuário seleciona uma opção ambígua no menu (ex.: diferença entre "Avaliar local" e "Ver avaliações"), não há informação adicional explicando o que cada opção faz antes de selecionar.</w:t>
+            </w:r>
+            <w:r>
+              <w:rPr>
                 <w:color w:val="000000"/>
                 <w:sz w:val="24"/>
                 <w:szCs w:val="24"/>
@@ -2921,102 +3881,67 @@
                 <w:szCs w:val="24"/>
                 <w:rtl w:val="false"/>
               </w:rPr>
-              <w:t xml:space="preserve"> Inserir seção de tutorial rápido.</w:t>
-            </w:r>
-          </w:p>
-        </w:tc>
-        <w:tc>
-          <w:p>
-            <w:pPr>
-              <w:jc w:val="left"/>
-            </w:pPr>
-            <w:r>
-              <w:rPr>
-                <w:b/>
-                <w:bCs/>
-                <w:color w:val="000000"/>
-                <w:sz w:val="24"/>
-                <w:szCs w:val="24"/>
-                <w:rtl w:val="false"/>
-              </w:rPr>
-              <w:t xml:space="preserve">Freq:</w:t>
-            </w:r>
-            <w:r>
-              <w:rPr>
-                <w:color w:val="000000"/>
-                <w:sz w:val="24"/>
-                <w:szCs w:val="24"/>
-                <w:rtl w:val="false"/>
-              </w:rPr>
-              <w:t xml:space="preserve"> Baixa</w:t>
-            </w:r>
-            <w:r>
-              <w:rPr>
-                <w:color w:val="000000"/>
-                <w:sz w:val="24"/>
-                <w:szCs w:val="24"/>
-                <w:rtl w:val="false"/>
-              </w:rPr>
-              <w:t xml:space="preserve">&lt;br&gt;</w:t>
-            </w:r>
-            <w:r>
-              <w:rPr>
-                <w:b/>
-                <w:bCs/>
-                <w:color w:val="000000"/>
-                <w:sz w:val="24"/>
-                <w:szCs w:val="24"/>
-                <w:rtl w:val="false"/>
-              </w:rPr>
-              <w:t xml:space="preserve">Imp:</w:t>
-            </w:r>
-            <w:r>
-              <w:rPr>
-                <w:color w:val="000000"/>
-                <w:sz w:val="24"/>
-                <w:szCs w:val="24"/>
-                <w:rtl w:val="false"/>
-              </w:rPr>
-              <w:t xml:space="preserve"> Médio</w:t>
-            </w:r>
-            <w:r>
-              <w:rPr>
-                <w:color w:val="000000"/>
-                <w:sz w:val="24"/>
-                <w:szCs w:val="24"/>
-                <w:rtl w:val="false"/>
-              </w:rPr>
-              <w:t xml:space="preserve">&lt;br&gt;</w:t>
-            </w:r>
-            <w:r>
-              <w:rPr>
-                <w:b/>
-                <w:bCs/>
-                <w:color w:val="000000"/>
-                <w:sz w:val="24"/>
-                <w:szCs w:val="24"/>
-                <w:rtl w:val="false"/>
-              </w:rPr>
-              <w:t xml:space="preserve">Pers:</w:t>
-            </w:r>
-            <w:r>
-              <w:rPr>
-                <w:color w:val="000000"/>
-                <w:sz w:val="24"/>
-                <w:szCs w:val="24"/>
-                <w:rtl w:val="false"/>
-              </w:rPr>
-              <w:t xml:space="preserve"> Alta</w:t>
-            </w:r>
-          </w:p>
-        </w:tc>
-        <w:tc>
-          <w:p>
-            <w:pPr>
-              <w:jc w:val="left"/>
-            </w:pPr>
-            <w:r>
-              <w:rPr>
+              <w:t xml:space="preserve"> Adicionar subtítulo descritivo ou tooltip abaixo de cada item de menu ambíguo.</w:t>
+            </w:r>
+          </w:p>
+        </w:tc>
+        <w:tc>
+          <w:p>
+            <w:pPr>
+              <w:jc w:val="center"/>
+            </w:pPr>
+            <w:r>
+              <w:rPr>
+                <w:color w:val="000000"/>
+                <w:sz w:val="24"/>
+                <w:szCs w:val="24"/>
+                <w:rtl w:val="false"/>
+              </w:rPr>
+              <w:t xml:space="preserve">Baixa</w:t>
+            </w:r>
+          </w:p>
+        </w:tc>
+        <w:tc>
+          <w:p>
+            <w:pPr>
+              <w:jc w:val="center"/>
+            </w:pPr>
+            <w:r>
+              <w:rPr>
+                <w:color w:val="000000"/>
+                <w:sz w:val="24"/>
+                <w:szCs w:val="24"/>
+                <w:rtl w:val="false"/>
+              </w:rPr>
+              <w:t xml:space="preserve">Médio</w:t>
+            </w:r>
+          </w:p>
+        </w:tc>
+        <w:tc>
+          <w:p>
+            <w:pPr>
+              <w:jc w:val="center"/>
+            </w:pPr>
+            <w:r>
+              <w:rPr>
+                <w:color w:val="000000"/>
+                <w:sz w:val="24"/>
+                <w:szCs w:val="24"/>
+                <w:rtl w:val="false"/>
+              </w:rPr>
+              <w:t xml:space="preserve">Alta</w:t>
+            </w:r>
+          </w:p>
+        </w:tc>
+        <w:tc>
+          <w:p>
+            <w:pPr>
+              <w:jc w:val="center"/>
+            </w:pPr>
+            <w:r>
+              <w:rPr>
+                <w:b/>
+                <w:bCs/>
                 <w:color w:val="000000"/>
                 <w:sz w:val="24"/>
                 <w:szCs w:val="24"/>
@@ -3225,26 +4150,8 @@
       </w:pPr>
     </w:lvl>
   </w:abstractNum>
-  <w:abstractNum w:abstractNumId="2" w15:restartNumberingAfterBreak="0">
-    <w:multiLevelType w:val="hybridMultilevel"/>
-    <w:lvl w:ilvl="0" w15:tentative="1">
-      <w:start w:val="1"/>
-      <w:numFmt w:val="decimal"/>
-      <w:lvlText w:val="%1."/>
-      <w:lvlJc w:val="left"/>
-      <w:pPr>
-        <w:ind w:left="720" w:hanging="260"/>
-      </w:pPr>
-    </w:lvl>
-  </w:abstractNum>
   <w:num w:numId="1">
     <w:abstractNumId w:val="1"/>
-    <w:lvlOverride w:ilvl="0">
-      <w:startOverride w:val="1"/>
-    </w:lvlOverride>
-  </w:num>
-  <w:num w:numId="2">
-    <w:abstractNumId w:val="2"/>
     <w:lvlOverride w:ilvl="0">
       <w:startOverride w:val="1"/>
     </w:lvlOverride>
